--- a/internal_doc/03.开发设计/JS对象增强和远程化-Sdb shell 支持文件执行功能.docx
+++ b/internal_doc/03.开发设计/JS对象增强和远程化-Sdb shell 支持文件执行功能.docx
@@ -587,9 +587,6 @@
           <w:p>
             <w:pPr>
               <w:ind w:left="0"/>
-              <w:rPr>
-                <w:rFonts w:hint="eastAsia"/>
-              </w:rPr>
             </w:pPr>
             <w:r>
               <w:rPr>
@@ -634,9 +631,6 @@
           <w:p>
             <w:pPr>
               <w:ind w:left="0"/>
-              <w:rPr>
-                <w:rFonts w:hint="eastAsia"/>
-              </w:rPr>
             </w:pPr>
             <w:r>
               <w:rPr>
@@ -665,9 +659,6 @@
           <w:p>
             <w:pPr>
               <w:ind w:left="0"/>
-              <w:rPr>
-                <w:rFonts w:hint="eastAsia"/>
-              </w:rPr>
             </w:pPr>
             <w:r>
               <w:rPr>
@@ -1125,9 +1116,6 @@
           <w:numId w:val="10"/>
         </w:numPr>
         <w:ind w:firstLineChars="0"/>
-        <w:rPr>
-          <w:rFonts w:hint="eastAsia"/>
-        </w:rPr>
       </w:pPr>
       <w:r>
         <w:rPr>
@@ -1147,9 +1135,6 @@
       <w:pPr>
         <w:pStyle w:val="ListParagraph"/>
         <w:ind w:left="1197" w:firstLineChars="0" w:firstLine="0"/>
-        <w:rPr>
-          <w:rFonts w:hint="eastAsia"/>
-        </w:rPr>
       </w:pPr>
     </w:p>
     <w:p>
@@ -1160,9 +1145,6 @@
           <w:numId w:val="9"/>
         </w:numPr>
         <w:ind w:firstLineChars="0"/>
-        <w:rPr>
-          <w:rFonts w:hint="eastAsia"/>
-        </w:rPr>
       </w:pPr>
       <w:r>
         <w:rPr>
@@ -1185,9 +1167,6 @@
           <w:numId w:val="12"/>
         </w:numPr>
         <w:ind w:firstLineChars="0"/>
-        <w:rPr>
-          <w:rFonts w:hint="eastAsia"/>
-        </w:rPr>
       </w:pPr>
       <w:r>
         <w:rPr>
@@ -1264,9 +1243,6 @@
           <w:numId w:val="12"/>
         </w:numPr>
         <w:ind w:firstLineChars="0"/>
-        <w:rPr>
-          <w:rFonts w:hint="eastAsia"/>
-        </w:rPr>
       </w:pPr>
       <w:r>
         <w:rPr>
@@ -1290,7 +1266,7 @@
         <w:rPr>
           <w:rFonts w:hint="eastAsia"/>
         </w:rPr>
-        <w:t>后的导入次数。因此使用的变量在</w:t>
+        <w:t>后的导入次数。因此变量在</w:t>
       </w:r>
       <w:r>
         <w:rPr>
@@ -1326,7 +1302,25 @@
         <w:rPr>
           <w:rFonts w:hint="eastAsia"/>
         </w:rPr>
-        <w:t>不做清理，因此对单个变量要重新初始化保证上一次使用的副作用</w:t>
+        <w:t>不做清理，因此对单个变量要重新初始化保证上一次</w:t>
+      </w:r>
+      <w:r>
+        <w:rPr>
+          <w:rFonts w:hint="eastAsia"/>
+        </w:rPr>
+        <w:t>使用</w:t>
+      </w:r>
+      <w:r>
+        <w:rPr>
+          <w:rFonts w:hint="eastAsia"/>
+        </w:rPr>
+        <w:t>scope</w:t>
+      </w:r>
+      <w:r>
+        <w:rPr>
+          <w:rFonts w:hint="eastAsia"/>
+        </w:rPr>
+        <w:t>副作用</w:t>
       </w:r>
       <w:r>
         <w:rPr>
@@ -1339,9 +1333,6 @@
       <w:pPr>
         <w:pStyle w:val="ListParagraph"/>
         <w:ind w:left="777" w:firstLineChars="0" w:firstLine="0"/>
-        <w:rPr>
-          <w:rFonts w:hint="eastAsia"/>
-        </w:rPr>
       </w:pPr>
     </w:p>
     <w:p>
@@ -1352,9 +1343,6 @@
           <w:numId w:val="9"/>
         </w:numPr>
         <w:ind w:firstLineChars="0"/>
-        <w:rPr>
-          <w:rFonts w:hint="eastAsia"/>
-        </w:rPr>
       </w:pPr>
       <w:r>
         <w:rPr>
@@ -1670,9 +1658,6 @@
       <w:pPr>
         <w:pStyle w:val="ListParagraph"/>
         <w:ind w:left="777" w:firstLineChars="0" w:firstLine="0"/>
-        <w:rPr>
-          <w:rFonts w:hint="eastAsia"/>
-        </w:rPr>
       </w:pPr>
     </w:p>
     <w:p>
@@ -1683,9 +1668,6 @@
           <w:numId w:val="16"/>
         </w:numPr>
         <w:ind w:firstLineChars="0"/>
-        <w:rPr>
-          <w:rFonts w:hint="eastAsia"/>
-        </w:rPr>
       </w:pPr>
       <w:r>
         <w:rPr>
@@ -1708,9 +1690,6 @@
           <w:numId w:val="18"/>
         </w:numPr>
         <w:ind w:firstLineChars="0"/>
-        <w:rPr>
-          <w:rFonts w:hint="eastAsia"/>
-        </w:rPr>
       </w:pPr>
       <w:r>
         <w:rPr>
@@ -1816,84 +1795,11 @@
     <w:p>
       <w:pPr>
         <w:pStyle w:val="ListParagraph"/>
-        <w:numPr>
-          <w:ilvl w:val="1"/>
-          <w:numId w:val="18"/>
-        </w:numPr>
-        <w:ind w:firstLineChars="0"/>
-        <w:rPr>
-          <w:rFonts w:hint="eastAsia"/>
-        </w:rPr>
-      </w:pPr>
-      <w:r>
-        <w:rPr>
-          <w:rFonts w:hint="eastAsia"/>
+        <w:ind w:left="1260" w:firstLineChars="0" w:firstLine="0"/>
+        <w:rPr>
           <w:b/>
         </w:rPr>
-        <w:t>方案</w:t>
-      </w:r>
-      <w:r>
-        <w:rPr>
-          <w:rFonts w:hint="eastAsia"/>
-          <w:b/>
-        </w:rPr>
-        <w:t>1</w:t>
-      </w:r>
-      <w:r>
-        <w:rPr>
-          <w:rFonts w:hint="eastAsia"/>
-          <w:b/>
-        </w:rPr>
-        <w:t>：</w:t>
-      </w:r>
-      <w:r>
-        <w:rPr>
-          <w:rFonts w:hint="eastAsia"/>
-        </w:rPr>
-        <w:t>包装</w:t>
-      </w:r>
-      <w:r>
-        <w:rPr>
-          <w:rFonts w:hint="eastAsia"/>
-        </w:rPr>
-        <w:t>scope</w:t>
-      </w:r>
-      <w:r>
-        <w:rPr>
-          <w:rFonts w:hint="eastAsia"/>
-        </w:rPr>
-        <w:t>对象为</w:t>
-      </w:r>
-      <w:r>
-        <w:rPr>
-          <w:rFonts w:hint="eastAsia"/>
-        </w:rPr>
-        <w:t>js</w:t>
-      </w:r>
-      <w:r>
-        <w:rPr>
-          <w:rFonts w:hint="eastAsia"/>
-        </w:rPr>
-        <w:t>对象，将其作为</w:t>
-      </w:r>
-      <w:r>
-        <w:rPr>
-          <w:rFonts w:hint="eastAsia"/>
-        </w:rPr>
-        <w:t>global obj</w:t>
-      </w:r>
-      <w:r>
-        <w:rPr>
-          <w:rFonts w:hint="eastAsia"/>
-        </w:rPr>
-        <w:t>的</w:t>
-      </w:r>
-      <w:r>
-        <w:rPr>
-          <w:rFonts w:hint="eastAsia"/>
-        </w:rPr>
-        <w:t>一个属性，需要使用时作为参数传入。</w:t>
-      </w:r>
+      </w:pPr>
     </w:p>
     <w:p>
       <w:pPr>
@@ -1912,53 +1818,175 @@
           <w:rFonts w:hint="eastAsia"/>
           <w:b/>
         </w:rPr>
+        <w:t>方案</w:t>
+      </w:r>
+      <w:r>
+        <w:rPr>
+          <w:rFonts w:hint="eastAsia"/>
+          <w:b/>
+        </w:rPr>
+        <w:t>1</w:t>
+      </w:r>
+      <w:r>
+        <w:rPr>
+          <w:rFonts w:hint="eastAsia"/>
+          <w:b/>
+        </w:rPr>
+        <w:t>：</w:t>
+      </w:r>
+      <w:r>
+        <w:rPr>
+          <w:rFonts w:hint="eastAsia"/>
+        </w:rPr>
+        <w:t>包装</w:t>
+      </w:r>
+      <w:r>
+        <w:rPr>
+          <w:rFonts w:hint="eastAsia"/>
+        </w:rPr>
+        <w:t>scope</w:t>
+      </w:r>
+      <w:r>
+        <w:rPr>
+          <w:rFonts w:hint="eastAsia"/>
+        </w:rPr>
+        <w:t>对象为</w:t>
+      </w:r>
+      <w:r>
+        <w:rPr>
+          <w:rFonts w:hint="eastAsia"/>
+        </w:rPr>
+        <w:t>js</w:t>
+      </w:r>
+      <w:r>
+        <w:rPr>
+          <w:rFonts w:hint="eastAsia"/>
+        </w:rPr>
+        <w:t>对象，将其作为</w:t>
+      </w:r>
+      <w:r>
+        <w:rPr>
+          <w:rFonts w:hint="eastAsia"/>
+        </w:rPr>
+        <w:t>global obj</w:t>
+      </w:r>
+      <w:r>
+        <w:rPr>
+          <w:rFonts w:hint="eastAsia"/>
+        </w:rPr>
+        <w:t>的</w:t>
+      </w:r>
+      <w:r>
+        <w:rPr>
+          <w:rFonts w:hint="eastAsia"/>
+        </w:rPr>
+        <w:t>一个属性，需</w:t>
+      </w:r>
+      <w:r>
+        <w:rPr>
+          <w:rFonts w:hint="eastAsia"/>
+        </w:rPr>
         <w:lastRenderedPageBreak/>
-        <w:t>方案</w:t>
+        <w:t>要使用时作为参数传入。</w:t>
+      </w:r>
+    </w:p>
+    <w:p>
+      <w:pPr>
+        <w:pStyle w:val="ListParagraph"/>
+        <w:ind w:left="1680" w:firstLineChars="0" w:firstLine="0"/>
+        <w:rPr>
+          <w:rFonts w:hint="eastAsia"/>
+        </w:rPr>
+      </w:pPr>
+      <w:r>
+        <w:rPr>
+          <w:rFonts w:hint="eastAsia"/>
+        </w:rPr>
+        <w:t xml:space="preserve">  </w:t>
       </w:r>
       <w:r>
         <w:rPr>
           <w:rFonts w:hint="eastAsia"/>
           <w:b/>
         </w:rPr>
-        <w:t>2</w:t>
-      </w:r>
+        <w:t>优点</w:t>
+      </w:r>
+      <w:r>
+        <w:rPr>
+          <w:rFonts w:hint="eastAsia"/>
+        </w:rPr>
+        <w:t>:</w:t>
+      </w:r>
+      <w:r>
+        <w:rPr>
+          <w:rFonts w:hint="eastAsia"/>
+        </w:rPr>
+        <w:t>作为参数传入后可以直接利用现有机制获取</w:t>
+      </w:r>
+      <w:r>
+        <w:rPr>
+          <w:rFonts w:hint="eastAsia"/>
+        </w:rPr>
+        <w:t>scope</w:t>
+      </w:r>
+      <w:r>
+        <w:rPr>
+          <w:rFonts w:hint="eastAsia"/>
+        </w:rPr>
+        <w:t>。</w:t>
+      </w:r>
+    </w:p>
+    <w:p>
+      <w:pPr>
+        <w:pStyle w:val="ListParagraph"/>
+        <w:ind w:leftChars="900" w:left="1890" w:firstLineChars="0" w:firstLine="0"/>
+        <w:rPr>
+          <w:rFonts w:hint="eastAsia"/>
+        </w:rPr>
+      </w:pPr>
       <w:r>
         <w:rPr>
           <w:rFonts w:hint="eastAsia"/>
           <w:b/>
         </w:rPr>
-        <w:t>：</w:t>
-      </w:r>
-      <w:r>
-        <w:rPr>
-          <w:rFonts w:hint="eastAsia"/>
-        </w:rPr>
-        <w:t>保存</w:t>
-      </w:r>
-      <w:r>
-        <w:rPr>
-          <w:rFonts w:hint="eastAsia"/>
-        </w:rPr>
-        <w:t>scope</w:t>
-      </w:r>
-      <w:r>
-        <w:rPr>
-          <w:rFonts w:hint="eastAsia"/>
-        </w:rPr>
-        <w:t>的地址为</w:t>
-      </w:r>
-      <w:r>
-        <w:rPr>
-          <w:rFonts w:hint="eastAsia"/>
-        </w:rPr>
-        <w:t>global</w:t>
-      </w:r>
-      <w:r>
-        <w:rPr>
-          <w:rFonts w:hint="eastAsia"/>
-        </w:rPr>
-        <w:t>的一个对象，需要使用时作为参数传入。</w:t>
-      </w:r>
+        <w:t>缺点</w:t>
+      </w:r>
+      <w:r>
+        <w:rPr>
+          <w:rFonts w:hint="eastAsia"/>
+        </w:rPr>
+        <w:t>:</w:t>
+      </w:r>
+      <w:r>
+        <w:rPr>
+          <w:rFonts w:hint="eastAsia"/>
+        </w:rPr>
+        <w:t>需要在</w:t>
+      </w:r>
+      <w:r>
+        <w:rPr>
+          <w:rFonts w:hint="eastAsia"/>
+        </w:rPr>
+        <w:t>js</w:t>
+      </w:r>
+      <w:r>
+        <w:rPr>
+          <w:rFonts w:hint="eastAsia"/>
+        </w:rPr>
+        <w:t>层暴露</w:t>
+      </w:r>
+      <w:r>
+        <w:rPr>
+          <w:rFonts w:hint="eastAsia"/>
+        </w:rPr>
+        <w:t>scope.</w:t>
+      </w:r>
+    </w:p>
+    <w:p>
+      <w:pPr>
+        <w:pStyle w:val="ListParagraph"/>
+        <w:ind w:leftChars="900" w:left="1890" w:firstLineChars="0" w:firstLine="0"/>
+      </w:pPr>
     </w:p>
     <w:p>
       <w:pPr>
@@ -1968,6 +1996,9 @@
           <w:numId w:val="18"/>
         </w:numPr>
         <w:ind w:firstLineChars="0"/>
+        <w:rPr>
+          <w:rFonts w:hint="eastAsia"/>
+        </w:rPr>
       </w:pPr>
       <w:r>
         <w:rPr>
@@ -1981,6 +2012,194 @@
           <w:rFonts w:hint="eastAsia"/>
           <w:b/>
         </w:rPr>
+        <w:t>2</w:t>
+      </w:r>
+      <w:r>
+        <w:rPr>
+          <w:rFonts w:hint="eastAsia"/>
+          <w:b/>
+        </w:rPr>
+        <w:t>：</w:t>
+      </w:r>
+      <w:r>
+        <w:rPr>
+          <w:rFonts w:hint="eastAsia"/>
+        </w:rPr>
+        <w:t>保存</w:t>
+      </w:r>
+      <w:r>
+        <w:rPr>
+          <w:rFonts w:hint="eastAsia"/>
+        </w:rPr>
+        <w:t>scope</w:t>
+      </w:r>
+      <w:r>
+        <w:rPr>
+          <w:rFonts w:hint="eastAsia"/>
+        </w:rPr>
+        <w:t>的地址为</w:t>
+      </w:r>
+      <w:r>
+        <w:rPr>
+          <w:rFonts w:hint="eastAsia"/>
+        </w:rPr>
+        <w:t>global</w:t>
+      </w:r>
+      <w:r>
+        <w:rPr>
+          <w:rFonts w:hint="eastAsia"/>
+        </w:rPr>
+        <w:t>的一个对象，需要使用时作为参数传入。</w:t>
+      </w:r>
+    </w:p>
+    <w:p>
+      <w:pPr>
+        <w:pStyle w:val="ListParagraph"/>
+        <w:ind w:left="1680" w:firstLineChars="0" w:firstLine="0"/>
+        <w:rPr>
+          <w:rFonts w:hint="eastAsia"/>
+        </w:rPr>
+      </w:pPr>
+      <w:r>
+        <w:rPr>
+          <w:rFonts w:hint="eastAsia"/>
+        </w:rPr>
+        <w:t xml:space="preserve">  </w:t>
+      </w:r>
+      <w:r>
+        <w:rPr>
+          <w:rFonts w:hint="eastAsia"/>
+          <w:b/>
+        </w:rPr>
+        <w:t>缺点</w:t>
+      </w:r>
+      <w:r>
+        <w:rPr>
+          <w:rFonts w:hint="eastAsia"/>
+        </w:rPr>
+        <w:t>:</w:t>
+      </w:r>
+      <w:r>
+        <w:rPr>
+          <w:rFonts w:hint="eastAsia"/>
+        </w:rPr>
+        <w:t>需要在</w:t>
+      </w:r>
+      <w:r>
+        <w:rPr>
+          <w:rFonts w:hint="eastAsia"/>
+        </w:rPr>
+        <w:t>js</w:t>
+      </w:r>
+      <w:r>
+        <w:rPr>
+          <w:rFonts w:hint="eastAsia"/>
+        </w:rPr>
+        <w:t>层暴露</w:t>
+      </w:r>
+      <w:r>
+        <w:rPr>
+          <w:rFonts w:hint="eastAsia"/>
+        </w:rPr>
+        <w:t>scope,</w:t>
+      </w:r>
+      <w:r>
+        <w:rPr>
+          <w:rFonts w:hint="eastAsia"/>
+        </w:rPr>
+        <w:t xml:space="preserve"> </w:t>
+      </w:r>
+      <w:r>
+        <w:rPr>
+          <w:rFonts w:hint="eastAsia"/>
+        </w:rPr>
+        <w:t>js</w:t>
+      </w:r>
+      <w:r>
+        <w:rPr>
+          <w:rFonts w:hint="eastAsia"/>
+        </w:rPr>
+        <w:t>层没有指针类型，需要强转为其他类型保存</w:t>
+      </w:r>
+      <w:r>
+        <w:rPr>
+          <w:rFonts w:hint="eastAsia"/>
+        </w:rPr>
+        <w:t xml:space="preserve">( UINT64 </w:t>
+      </w:r>
+      <w:r>
+        <w:rPr>
+          <w:rFonts w:hint="eastAsia"/>
+        </w:rPr>
+        <w:t>在</w:t>
+      </w:r>
+      <w:r>
+        <w:rPr>
+          <w:rFonts w:hint="eastAsia"/>
+        </w:rPr>
+        <w:t xml:space="preserve">js </w:t>
+      </w:r>
+      <w:r>
+        <w:rPr>
+          <w:rFonts w:hint="eastAsia"/>
+        </w:rPr>
+        <w:t>层是浮点数表示，为避免舍入误差，可能需要用</w:t>
+      </w:r>
+      <w:r>
+        <w:rPr>
+          <w:rFonts w:hint="eastAsia"/>
+        </w:rPr>
+        <w:t>string</w:t>
+      </w:r>
+      <w:r>
+        <w:rPr>
+          <w:rFonts w:hint="eastAsia"/>
+        </w:rPr>
+        <w:t>类型保存</w:t>
+      </w:r>
+      <w:r>
+        <w:rPr>
+          <w:rFonts w:hint="eastAsia"/>
+        </w:rPr>
+        <w:t>)</w:t>
+      </w:r>
+      <w:r>
+        <w:rPr>
+          <w:rFonts w:hint="eastAsia"/>
+        </w:rPr>
+        <w:t>。</w:t>
+      </w:r>
+    </w:p>
+    <w:p>
+      <w:pPr>
+        <w:pStyle w:val="ListParagraph"/>
+        <w:ind w:left="1680" w:firstLineChars="0" w:firstLine="0"/>
+      </w:pPr>
+    </w:p>
+    <w:p>
+      <w:pPr>
+        <w:pStyle w:val="ListParagraph"/>
+        <w:numPr>
+          <w:ilvl w:val="1"/>
+          <w:numId w:val="18"/>
+        </w:numPr>
+        <w:ind w:firstLineChars="0"/>
+        <w:rPr>
+          <w:rFonts w:hint="eastAsia"/>
+        </w:rPr>
+      </w:pPr>
+      <w:r>
+        <w:rPr>
+          <w:rFonts w:hint="eastAsia"/>
+          <w:b/>
+        </w:rPr>
+        <w:t>方案</w:t>
+      </w:r>
+      <w:r>
+        <w:rPr>
+          <w:rFonts w:hint="eastAsia"/>
+          <w:b/>
+        </w:rPr>
         <w:t>3</w:t>
       </w:r>
       <w:r>
@@ -2082,6 +2301,67 @@
           <w:rFonts w:hint="eastAsia"/>
         </w:rPr>
         <w:t>。</w:t>
+      </w:r>
+    </w:p>
+    <w:p>
+      <w:pPr>
+        <w:pStyle w:val="ListParagraph"/>
+        <w:ind w:left="1680" w:firstLineChars="0" w:firstLine="0"/>
+      </w:pPr>
+      <w:r>
+        <w:rPr>
+          <w:rFonts w:hint="eastAsia"/>
+        </w:rPr>
+        <w:t xml:space="preserve">  </w:t>
+      </w:r>
+      <w:r>
+        <w:rPr>
+          <w:rFonts w:hint="eastAsia"/>
+          <w:b/>
+        </w:rPr>
+        <w:t>缺点</w:t>
+      </w:r>
+      <w:r>
+        <w:rPr>
+          <w:rFonts w:hint="eastAsia"/>
+        </w:rPr>
+        <w:t>：</w:t>
+      </w:r>
+      <w:r>
+        <w:rPr>
+          <w:rFonts w:hint="eastAsia"/>
+        </w:rPr>
+        <w:t>需要实现</w:t>
+      </w:r>
+      <w:r>
+        <w:rPr>
+          <w:rFonts w:hint="eastAsia"/>
+        </w:rPr>
+        <w:t>eval</w:t>
+      </w:r>
+      <w:r>
+        <w:rPr>
+          <w:rFonts w:hint="eastAsia"/>
+        </w:rPr>
+        <w:t>的逻辑，产生重复的代码。</w:t>
+      </w:r>
+      <w:r>
+        <w:rPr>
+          <w:rFonts w:hint="eastAsia"/>
+        </w:rPr>
+        <w:t>原本</w:t>
+      </w:r>
+      <w:r>
+        <w:rPr>
+          <w:rFonts w:hint="eastAsia"/>
+        </w:rPr>
+        <w:t>scope</w:t>
+      </w:r>
+      <w:r>
+        <w:rPr>
+          <w:rFonts w:hint="eastAsia"/>
+        </w:rPr>
+        <w:t>就是为了屏蔽实现，这样做又会破坏之前的封装。</w:t>
       </w:r>
     </w:p>
     <w:p>
@@ -2126,9 +2406,6 @@
     <w:p>
       <w:pPr>
         <w:jc w:val="center"/>
-        <w:rPr>
-          <w:rFonts w:hint="eastAsia"/>
-        </w:rPr>
       </w:pPr>
       <w:r>
         <w:object w:dxaOrig="4108" w:dyaOrig="7028">
@@ -2151,19 +2428,16 @@
             <v:path o:extrusionok="f" gradientshapeok="t" o:connecttype="rect"/>
             <o:lock v:ext="edit" aspectratio="t"/>
           </v:shapetype>
-          <v:shape id="_x0000_i1026" type="#_x0000_t75" style="width:205.15pt;height:351.15pt" o:ole="">
+          <v:shape id="_x0000_i1025" type="#_x0000_t75" style="width:205.45pt;height:351.3pt" o:ole="">
             <v:imagedata r:id="rId8" o:title=""/>
           </v:shape>
-          <o:OLEObject Type="Embed" ProgID="Visio.Drawing.11" ShapeID="_x0000_i1026" DrawAspect="Content" ObjectID="_1560586345" r:id="rId9"/>
+          <o:OLEObject Type="Embed" ProgID="Visio.Drawing.11" ShapeID="_x0000_i1025" DrawAspect="Content" ObjectID="_1560596064" r:id="rId9"/>
         </w:object>
       </w:r>
     </w:p>
     <w:p>
       <w:pPr>
         <w:jc w:val="center"/>
-        <w:rPr>
-          <w:rFonts w:hint="eastAsia"/>
-        </w:rPr>
       </w:pPr>
     </w:p>
     <w:p>
@@ -2172,6 +2446,11 @@
         <w:rPr>
           <w:rFonts w:hint="eastAsia"/>
         </w:rPr>
+      </w:pPr>
+    </w:p>
+    <w:p>
+      <w:pPr>
+        <w:jc w:val="center"/>
       </w:pPr>
     </w:p>
     <w:p>
@@ -2183,14 +2462,12 @@
         </w:numPr>
         <w:ind w:firstLineChars="0"/>
         <w:jc w:val="left"/>
-        <w:rPr>
-          <w:rFonts w:hint="eastAsia"/>
-        </w:rPr>
-      </w:pPr>
-      <w:r>
-        <w:rPr>
-          <w:rFonts w:hint="eastAsia"/>
-        </w:rPr>
+      </w:pPr>
+      <w:r>
+        <w:rPr>
+          <w:rFonts w:hint="eastAsia"/>
+        </w:rPr>
+        <w:lastRenderedPageBreak/>
         <w:t>importOnce</w:t>
       </w:r>
       <w:r>
@@ -2207,11 +2484,11 @@
         <w:jc w:val="center"/>
       </w:pPr>
       <w:r>
-        <w:object w:dxaOrig="5002" w:dyaOrig="5412">
-          <v:shape id="_x0000_i1025" type="#_x0000_t75" style="width:249.95pt;height:270.35pt" o:ole="">
+        <w:object w:dxaOrig="4682" w:dyaOrig="7224">
+          <v:shape id="_x0000_i1026" type="#_x0000_t75" style="width:234pt;height:361.25pt" o:ole="">
             <v:imagedata r:id="rId10" o:title=""/>
           </v:shape>
-          <o:OLEObject Type="Embed" ProgID="Visio.Drawing.11" ShapeID="_x0000_i1025" DrawAspect="Content" ObjectID="_1560586346" r:id="rId11"/>
+          <o:OLEObject Type="Embed" ProgID="Visio.Drawing.11" ShapeID="_x0000_i1026" DrawAspect="Content" ObjectID="_1560596065" r:id="rId11"/>
         </w:object>
       </w:r>
     </w:p>
@@ -3077,15 +3354,7 @@
           <w:rFonts w:hint="eastAsia"/>
           <w:color w:val="00B0F0"/>
         </w:rPr>
-        <w:t>验</w:t>
-      </w:r>
-      <w:r>
-        <w:rPr>
-          <w:rFonts w:hint="eastAsia"/>
-          <w:color w:val="00B0F0"/>
-        </w:rPr>
-        <w:lastRenderedPageBreak/>
-        <w:t>收用例通过</w:t>
+        <w:t>验收用例通过</w:t>
       </w:r>
       <w:r>
         <w:rPr>
@@ -3716,9 +3985,6 @@
           <w:p>
             <w:pPr>
               <w:ind w:left="0"/>
-              <w:rPr>
-                <w:rFonts w:hint="eastAsia"/>
-              </w:rPr>
             </w:pPr>
             <w:r>
               <w:rPr>
@@ -3735,9 +4001,6 @@
           <w:p>
             <w:pPr>
               <w:ind w:left="0"/>
-              <w:rPr>
-                <w:rFonts w:hint="eastAsia"/>
-              </w:rPr>
             </w:pPr>
             <w:r>
               <w:t>I</w:t>
@@ -3802,9 +4065,6 @@
                 <w:numId w:val="13"/>
               </w:numPr>
               <w:ind w:firstLineChars="0"/>
-              <w:rPr>
-                <w:rFonts w:hint="eastAsia"/>
-              </w:rPr>
             </w:pPr>
             <w:r>
               <w:rPr>
@@ -3821,9 +4081,6 @@
           <w:p>
             <w:pPr>
               <w:ind w:left="0"/>
-              <w:rPr>
-                <w:rFonts w:hint="eastAsia"/>
-              </w:rPr>
             </w:pPr>
             <w:r>
               <w:rPr>
@@ -3854,9 +4111,6 @@
           <w:p>
             <w:pPr>
               <w:ind w:left="0"/>
-              <w:rPr>
-                <w:rFonts w:hint="eastAsia"/>
-              </w:rPr>
             </w:pPr>
             <w:r>
               <w:rPr>
@@ -3906,9 +4160,6 @@
                 <w:numId w:val="14"/>
               </w:numPr>
               <w:ind w:firstLineChars="0"/>
-              <w:rPr>
-                <w:rFonts w:hint="eastAsia"/>
-              </w:rPr>
             </w:pPr>
             <w:r>
               <w:rPr>
@@ -3937,9 +4188,6 @@
                 <w:numId w:val="14"/>
               </w:numPr>
               <w:ind w:firstLineChars="0"/>
-              <w:rPr>
-                <w:rFonts w:hint="eastAsia"/>
-              </w:rPr>
             </w:pPr>
             <w:r>
               <w:rPr>
@@ -3956,9 +4204,6 @@
           <w:p>
             <w:pPr>
               <w:ind w:left="0"/>
-              <w:rPr>
-                <w:rFonts w:hint="eastAsia"/>
-              </w:rPr>
             </w:pPr>
             <w:r>
               <w:rPr>
@@ -3988,13 +4233,7 @@
               <w:rPr>
                 <w:rFonts w:hint="eastAsia"/>
               </w:rPr>
-              <w:t>Story.js.import.001.00</w:t>
-            </w:r>
-            <w:r>
-              <w:rPr>
-                <w:rFonts w:hint="eastAsia"/>
-              </w:rPr>
-              <w:t>6</w:t>
+              <w:t>Story.js.import.001.006</w:t>
             </w:r>
           </w:p>
         </w:tc>
@@ -4044,13 +4283,7 @@
               <w:rPr>
                 <w:rFonts w:hint="eastAsia"/>
               </w:rPr>
-              <w:t>import</w:t>
-            </w:r>
-            <w:r>
-              <w:rPr>
-                <w:rFonts w:hint="eastAsia"/>
-              </w:rPr>
-              <w:t>Once</w:t>
+              <w:t>importOnce</w:t>
             </w:r>
             <w:r>
               <w:rPr>
@@ -4417,6 +4650,7 @@
               <w:rPr>
                 <w:rFonts w:hint="eastAsia"/>
               </w:rPr>
+              <w:lastRenderedPageBreak/>
               <w:t>接口和设计是否通过评审</w:t>
             </w:r>
           </w:p>
@@ -5937,7 +6171,7 @@
         <w:rFonts w:ascii="Wingdings" w:hAnsi="Wingdings" w:hint="default"/>
       </w:rPr>
     </w:lvl>
-    <w:lvl w:ilvl="2" w:tplc="04090005" w:tentative="1">
+    <w:lvl w:ilvl="2" w:tplc="04090005">
       <w:start w:val="1"/>
       <w:numFmt w:val="bullet"/>
       <w:lvlText w:val=""/>
@@ -5949,7 +6183,7 @@
         <w:rFonts w:ascii="Wingdings" w:hAnsi="Wingdings" w:hint="default"/>
       </w:rPr>
     </w:lvl>
-    <w:lvl w:ilvl="3" w:tplc="04090001" w:tentative="1">
+    <w:lvl w:ilvl="3" w:tplc="04090001">
       <w:start w:val="1"/>
       <w:numFmt w:val="bullet"/>
       <w:lvlText w:val=""/>

--- a/internal_doc/03.开发设计/JS对象增强和远程化-Sdb shell 支持文件执行功能.docx
+++ b/internal_doc/03.开发设计/JS对象增强和远程化-Sdb shell 支持文件执行功能.docx
@@ -954,6 +954,9 @@
     <w:p>
       <w:pPr>
         <w:pStyle w:val="Heading3"/>
+        <w:rPr>
+          <w:rFonts w:hint="eastAsia"/>
+        </w:rPr>
       </w:pPr>
       <w:r>
         <w:rPr>
@@ -975,6 +978,35 @@
         <w:rPr>
           <w:rFonts w:hint="eastAsia"/>
         </w:rPr>
+        <w:t>对文件的标识采用全路径做标识，避免分别</w:t>
+      </w:r>
+      <w:r>
+        <w:rPr>
+          <w:rFonts w:hint="eastAsia"/>
+        </w:rPr>
+        <w:t>import</w:t>
+      </w:r>
+      <w:r>
+        <w:rPr>
+          <w:rFonts w:hint="eastAsia"/>
+        </w:rPr>
+        <w:t>全路径和相对路径导致的重复导入问题。</w:t>
+      </w:r>
+    </w:p>
+    <w:p/>
+    <w:p>
+      <w:pPr>
+        <w:pStyle w:val="ListParagraph"/>
+        <w:numPr>
+          <w:ilvl w:val="0"/>
+          <w:numId w:val="9"/>
+        </w:numPr>
+        <w:ind w:firstLineChars="0"/>
+      </w:pPr>
+      <w:r>
+        <w:rPr>
+          <w:rFonts w:hint="eastAsia"/>
+        </w:rPr>
         <w:t>循环</w:t>
       </w:r>
       <w:r>
@@ -1348,40 +1380,6 @@
         <w:rPr>
           <w:rFonts w:hint="eastAsia"/>
         </w:rPr>
-        <w:t>存储的文件名选用全路径存储，避免分别</w:t>
-      </w:r>
-      <w:r>
-        <w:rPr>
-          <w:rFonts w:hint="eastAsia"/>
-        </w:rPr>
-        <w:t>import</w:t>
-      </w:r>
-      <w:r>
-        <w:rPr>
-          <w:rFonts w:hint="eastAsia"/>
-        </w:rPr>
-        <w:t>全路径和相对路径导致的重复导入问题。</w:t>
-      </w:r>
-    </w:p>
-    <w:p>
-      <w:pPr>
-        <w:pStyle w:val="ListParagraph"/>
-        <w:ind w:left="777" w:firstLineChars="0" w:firstLine="0"/>
-      </w:pPr>
-    </w:p>
-    <w:p>
-      <w:pPr>
-        <w:pStyle w:val="ListParagraph"/>
-        <w:numPr>
-          <w:ilvl w:val="0"/>
-          <w:numId w:val="9"/>
-        </w:numPr>
-        <w:ind w:firstLineChars="0"/>
-      </w:pPr>
-      <w:r>
-        <w:rPr>
-          <w:rFonts w:hint="eastAsia"/>
-        </w:rPr>
         <w:t xml:space="preserve">sdb -f </w:t>
       </w:r>
       <w:r>
@@ -1530,6 +1528,12 @@
         <w:rPr>
           <w:rFonts w:hint="eastAsia"/>
         </w:rPr>
+        <w:t>时</w:t>
+      </w:r>
+      <w:r>
+        <w:rPr>
+          <w:rFonts w:hint="eastAsia"/>
+        </w:rPr>
         <w:t>以文件为单位进行。而</w:t>
       </w:r>
       <w:r>
@@ -1554,25 +1558,43 @@
         <w:rPr>
           <w:rFonts w:hint="eastAsia"/>
         </w:rPr>
-        <w:t>实现不是读出多个文件内容拼接再</w:t>
-      </w:r>
-      <w:r>
-        <w:rPr>
-          <w:rFonts w:hint="eastAsia"/>
-        </w:rPr>
-        <w:t>进行</w:t>
-      </w:r>
-      <w:r>
-        <w:rPr>
-          <w:rFonts w:hint="eastAsia"/>
-        </w:rPr>
-        <w:t>eval</w:t>
-      </w:r>
-      <w:r>
-        <w:rPr>
-          <w:rFonts w:hint="eastAsia"/>
-        </w:rPr>
-        <w:t>，而是将多个文件名转化为多个</w:t>
+        <w:t>实现第一行</w:t>
+      </w:r>
+      <w:r>
+        <w:rPr>
+          <w:rFonts w:hint="eastAsia"/>
+        </w:rPr>
+        <w:t>为</w:t>
+      </w:r>
+      <w:r>
+        <w:rPr>
+          <w:rFonts w:hint="eastAsia"/>
+        </w:rPr>
+        <w:t>预定义变量的内容，之后是</w:t>
+      </w:r>
+      <w:r>
+        <w:rPr>
+          <w:rFonts w:hint="eastAsia"/>
+        </w:rPr>
+        <w:t>一次将</w:t>
+      </w:r>
+      <w:r>
+        <w:rPr>
+          <w:rFonts w:hint="eastAsia"/>
+        </w:rPr>
+        <w:t>-f</w:t>
+      </w:r>
+      <w:r>
+        <w:rPr>
+          <w:rFonts w:hint="eastAsia"/>
+        </w:rPr>
+        <w:t>指定的文件中非最后一个文件转为为</w:t>
+      </w:r>
+      <w:r>
+        <w:rPr>
+          <w:rFonts w:hint="eastAsia"/>
+        </w:rPr>
+        <w:t>“</w:t>
       </w:r>
       <w:r>
         <w:rPr>
@@ -1584,7 +1606,61 @@
         <w:rPr>
           <w:rFonts w:hint="eastAsia"/>
         </w:rPr>
-        <w:t>语句。</w:t>
+        <w:t>（</w:t>
+      </w:r>
+      <w:r>
+        <w:rPr>
+          <w:rFonts w:hint="eastAsia"/>
+        </w:rPr>
+        <w:t xml:space="preserve"> filename</w:t>
+      </w:r>
+      <w:r>
+        <w:rPr>
+          <w:rFonts w:hint="eastAsia"/>
+        </w:rPr>
+        <w:t>）</w:t>
+      </w:r>
+      <w:r>
+        <w:rPr>
+          <w:rFonts w:hint="eastAsia"/>
+        </w:rPr>
+        <w:t>\n</w:t>
+      </w:r>
+      <w:r>
+        <w:rPr>
+          <w:rFonts w:hint="eastAsia"/>
+        </w:rPr>
+        <w:t>”语句</w:t>
+      </w:r>
+      <w:r>
+        <w:rPr>
+          <w:rFonts w:hint="eastAsia"/>
+        </w:rPr>
+        <w:t>，而</w:t>
+      </w:r>
+      <w:r>
+        <w:rPr>
+          <w:rFonts w:hint="eastAsia"/>
+        </w:rPr>
+        <w:t>最后</w:t>
+      </w:r>
+      <w:r>
+        <w:rPr>
+          <w:rFonts w:hint="eastAsia"/>
+        </w:rPr>
+        <w:t>将最后一个文件内容读出，合并成一个</w:t>
+      </w:r>
+      <w:r>
+        <w:rPr>
+          <w:rFonts w:hint="eastAsia"/>
+        </w:rPr>
+        <w:t>content</w:t>
+      </w:r>
+      <w:r>
+        <w:rPr>
+          <w:rFonts w:hint="eastAsia"/>
+        </w:rPr>
+        <w:t>执行。</w:t>
       </w:r>
     </w:p>
     <w:p>
@@ -1621,37 +1697,61 @@
         <w:rPr>
           <w:rFonts w:hint="eastAsia"/>
         </w:rPr>
-        <w:t>在</w:t>
-      </w:r>
-      <w:r>
-        <w:rPr>
-          <w:rFonts w:hint="eastAsia"/>
-        </w:rPr>
         <w:t>将变为</w:t>
       </w:r>
       <w:r>
         <w:rPr>
           <w:rFonts w:hint="eastAsia"/>
         </w:rPr>
-        <w:t>"import( './a.js' ) ; import( './b.js' );</w:t>
-      </w:r>
-      <w:r>
-        <w:rPr>
-          <w:rFonts w:hint="eastAsia"/>
-        </w:rPr>
-        <w:t>＂的形式进行</w:t>
-      </w:r>
-      <w:r>
-        <w:rPr>
-          <w:rFonts w:hint="eastAsia"/>
-        </w:rPr>
-        <w:t>eval</w:t>
-      </w:r>
-      <w:r>
-        <w:rPr>
-          <w:rFonts w:hint="eastAsia"/>
-        </w:rPr>
-        <w:t>。</w:t>
+        <w:t>"import(</w:t>
+      </w:r>
+      <w:r>
+        <w:rPr>
+          <w:rFonts w:hint="eastAsia"/>
+        </w:rPr>
+        <w:t xml:space="preserve"> './a.js' ) ; </w:t>
+      </w:r>
+      <w:r>
+        <w:rPr>
+          <w:rFonts w:hint="eastAsia"/>
+        </w:rPr>
+        <w:t xml:space="preserve">\n </w:t>
+      </w:r>
+      <w:r>
+        <w:rPr>
+          <w:rFonts w:hint="eastAsia"/>
+        </w:rPr>
+        <w:t>b.</w:t>
+      </w:r>
+      <w:r>
+        <w:rPr>
+          <w:rFonts w:hint="eastAsia"/>
+        </w:rPr>
+        <w:t>fileContent</w:t>
+      </w:r>
+      <w:r>
+        <w:rPr>
+          <w:rFonts w:hint="eastAsia"/>
+        </w:rPr>
+        <w:t xml:space="preserve"> </w:t>
+      </w:r>
+      <w:r>
+        <w:rPr>
+          <w:rFonts w:hint="eastAsia"/>
+        </w:rPr>
+        <w:t>;</w:t>
+      </w:r>
+      <w:r>
+        <w:rPr>
+          <w:rFonts w:hint="eastAsia"/>
+        </w:rPr>
+        <w:t>＂的形式</w:t>
+      </w:r>
+      <w:r>
+        <w:rPr>
+          <w:rFonts w:hint="eastAsia"/>
+        </w:rPr>
+        <w:t>后进行执行</w:t>
       </w:r>
     </w:p>
     <w:p>
@@ -1797,16 +1897,153 @@
         <w:pStyle w:val="ListParagraph"/>
         <w:ind w:left="1260" w:firstLineChars="0" w:firstLine="0"/>
         <w:rPr>
-          <w:b/>
-        </w:rPr>
-      </w:pPr>
+          <w:rFonts w:hint="eastAsia"/>
+        </w:rPr>
+      </w:pPr>
+      <w:r>
+        <w:rPr>
+          <w:rFonts w:hint="eastAsia"/>
+        </w:rPr>
+        <w:t>将</w:t>
+      </w:r>
+      <w:r>
+        <w:rPr>
+          <w:rFonts w:hint="eastAsia"/>
+        </w:rPr>
+        <w:t>scope</w:t>
+      </w:r>
+      <w:r>
+        <w:rPr>
+          <w:rFonts w:hint="eastAsia"/>
+        </w:rPr>
+        <w:t>指针保存在新增的</w:t>
+      </w:r>
+      <w:r>
+        <w:rPr>
+          <w:rFonts w:hint="eastAsia"/>
+        </w:rPr>
+        <w:t>sptPrivateData</w:t>
+      </w:r>
+      <w:r>
+        <w:rPr>
+          <w:rFonts w:hint="eastAsia"/>
+        </w:rPr>
+        <w:t>对象中，然后将</w:t>
+      </w:r>
+      <w:r>
+        <w:rPr>
+          <w:rFonts w:hint="eastAsia"/>
+        </w:rPr>
+        <w:t>保存</w:t>
+      </w:r>
+      <w:r>
+        <w:rPr>
+          <w:rFonts w:hint="eastAsia"/>
+        </w:rPr>
+        <w:t>为</w:t>
+      </w:r>
+      <w:r>
+        <w:rPr>
+          <w:rFonts w:hint="eastAsia"/>
+        </w:rPr>
+        <w:t>context</w:t>
+      </w:r>
+      <w:r>
+        <w:rPr>
+          <w:rFonts w:hint="eastAsia"/>
+        </w:rPr>
+        <w:t>的</w:t>
+      </w:r>
+      <w:r>
+        <w:rPr>
+          <w:rFonts w:hint="eastAsia"/>
+        </w:rPr>
+        <w:lastRenderedPageBreak/>
+        <w:t>privcate</w:t>
+      </w:r>
+      <w:r>
+        <w:rPr>
+          <w:rFonts w:hint="eastAsia"/>
+        </w:rPr>
+        <w:t>数据，</w:t>
+      </w:r>
+      <w:r>
+        <w:rPr>
+          <w:rFonts w:hint="eastAsia"/>
+        </w:rPr>
+        <w:t>当需要使用时，通过</w:t>
+      </w:r>
+      <w:r>
+        <w:rPr>
+          <w:rFonts w:hint="eastAsia"/>
+        </w:rPr>
+        <w:t>context</w:t>
+      </w:r>
+      <w:r>
+        <w:rPr>
+          <w:rFonts w:hint="eastAsia"/>
+        </w:rPr>
+        <w:t>获取私有数据取出</w:t>
+      </w:r>
+      <w:r>
+        <w:rPr>
+          <w:rFonts w:hint="eastAsia"/>
+        </w:rPr>
+        <w:t>scope</w:t>
+      </w:r>
+      <w:r>
+        <w:rPr>
+          <w:rFonts w:hint="eastAsia"/>
+        </w:rPr>
+        <w:t>使用。</w:t>
+      </w:r>
+    </w:p>
+    <w:p>
+      <w:pPr>
+        <w:pStyle w:val="ListParagraph"/>
+        <w:ind w:left="1260" w:firstLineChars="0" w:firstLine="0"/>
+        <w:rPr>
+          <w:rFonts w:hint="eastAsia"/>
+        </w:rPr>
+      </w:pPr>
+    </w:p>
+    <w:p>
+      <w:pPr>
+        <w:pStyle w:val="ListParagraph"/>
+        <w:numPr>
+          <w:ilvl w:val="0"/>
+          <w:numId w:val="19"/>
+        </w:numPr>
+        <w:ind w:firstLineChars="0"/>
+        <w:rPr>
+          <w:rFonts w:hint="eastAsia"/>
+        </w:rPr>
+      </w:pPr>
+      <w:r>
+        <w:rPr>
+          <w:rFonts w:hint="eastAsia"/>
+        </w:rPr>
+        <w:t>报错信息</w:t>
+      </w:r>
+      <w:r>
+        <w:rPr>
+          <w:rFonts w:hint="eastAsia"/>
+        </w:rPr>
+        <w:t>文件名和行号</w:t>
+      </w:r>
+      <w:r>
+        <w:rPr>
+          <w:rFonts w:hint="eastAsia"/>
+        </w:rPr>
+        <w:t>：</w:t>
+      </w:r>
     </w:p>
     <w:p>
       <w:pPr>
         <w:pStyle w:val="ListParagraph"/>
         <w:numPr>
           <w:ilvl w:val="1"/>
-          <w:numId w:val="18"/>
+          <w:numId w:val="19"/>
         </w:numPr>
         <w:ind w:firstLineChars="0"/>
         <w:rPr>
@@ -1818,193 +2055,45 @@
           <w:rFonts w:hint="eastAsia"/>
           <w:b/>
         </w:rPr>
-        <w:t>方案</w:t>
-      </w:r>
-      <w:r>
-        <w:rPr>
-          <w:rFonts w:hint="eastAsia"/>
-          <w:b/>
-        </w:rPr>
-        <w:t>1</w:t>
-      </w:r>
-      <w:r>
-        <w:rPr>
-          <w:rFonts w:hint="eastAsia"/>
-          <w:b/>
-        </w:rPr>
-        <w:t>：</w:t>
-      </w:r>
-      <w:r>
-        <w:rPr>
-          <w:rFonts w:hint="eastAsia"/>
-        </w:rPr>
-        <w:t>包装</w:t>
-      </w:r>
-      <w:r>
-        <w:rPr>
-          <w:rFonts w:hint="eastAsia"/>
-        </w:rPr>
-        <w:t>scope</w:t>
-      </w:r>
-      <w:r>
-        <w:rPr>
-          <w:rFonts w:hint="eastAsia"/>
-        </w:rPr>
-        <w:t>对象为</w:t>
-      </w:r>
-      <w:r>
-        <w:rPr>
-          <w:rFonts w:hint="eastAsia"/>
-        </w:rPr>
-        <w:t>js</w:t>
-      </w:r>
-      <w:r>
-        <w:rPr>
-          <w:rFonts w:hint="eastAsia"/>
-        </w:rPr>
-        <w:t>对象，将其作为</w:t>
-      </w:r>
-      <w:r>
-        <w:rPr>
-          <w:rFonts w:hint="eastAsia"/>
-        </w:rPr>
-        <w:t>global obj</w:t>
-      </w:r>
-      <w:r>
-        <w:rPr>
-          <w:rFonts w:hint="eastAsia"/>
-        </w:rPr>
-        <w:t>的</w:t>
-      </w:r>
-      <w:r>
-        <w:rPr>
-          <w:rFonts w:hint="eastAsia"/>
-        </w:rPr>
-        <w:t>一个属性，需</w:t>
-      </w:r>
-      <w:r>
-        <w:rPr>
-          <w:rFonts w:hint="eastAsia"/>
-        </w:rPr>
-        <w:lastRenderedPageBreak/>
-        <w:t>要使用时作为参数传入。</w:t>
-      </w:r>
-    </w:p>
-    <w:p>
-      <w:pPr>
-        <w:pStyle w:val="ListParagraph"/>
-        <w:ind w:left="1680" w:firstLineChars="0" w:firstLine="0"/>
-        <w:rPr>
-          <w:rFonts w:hint="eastAsia"/>
-        </w:rPr>
-      </w:pPr>
-      <w:r>
-        <w:rPr>
-          <w:rFonts w:hint="eastAsia"/>
-        </w:rPr>
-        <w:t xml:space="preserve">  </w:t>
-      </w:r>
-      <w:r>
-        <w:rPr>
-          <w:rFonts w:hint="eastAsia"/>
-          <w:b/>
-        </w:rPr>
-        <w:t>优点</w:t>
-      </w:r>
-      <w:r>
-        <w:rPr>
-          <w:rFonts w:hint="eastAsia"/>
-        </w:rPr>
-        <w:t>:</w:t>
-      </w:r>
-      <w:r>
-        <w:rPr>
-          <w:rFonts w:hint="eastAsia"/>
-        </w:rPr>
-        <w:t>作为参数传入后可以直接利用现有机制获取</w:t>
-      </w:r>
-      <w:r>
-        <w:rPr>
-          <w:rFonts w:hint="eastAsia"/>
-        </w:rPr>
-        <w:t>scope</w:t>
-      </w:r>
-      <w:r>
-        <w:rPr>
-          <w:rFonts w:hint="eastAsia"/>
-        </w:rPr>
-        <w:t>。</w:t>
-      </w:r>
-    </w:p>
-    <w:p>
-      <w:pPr>
-        <w:pStyle w:val="ListParagraph"/>
-        <w:ind w:leftChars="900" w:left="1890" w:firstLineChars="0" w:firstLine="0"/>
-        <w:rPr>
-          <w:rFonts w:hint="eastAsia"/>
-        </w:rPr>
-      </w:pPr>
-      <w:r>
-        <w:rPr>
-          <w:rFonts w:hint="eastAsia"/>
-          <w:b/>
-        </w:rPr>
-        <w:t>缺点</w:t>
-      </w:r>
-      <w:r>
-        <w:rPr>
-          <w:rFonts w:hint="eastAsia"/>
-        </w:rPr>
-        <w:t>:</w:t>
-      </w:r>
-      <w:r>
-        <w:rPr>
-          <w:rFonts w:hint="eastAsia"/>
-        </w:rPr>
-        <w:t>需要在</w:t>
-      </w:r>
-      <w:r>
-        <w:rPr>
-          <w:rFonts w:hint="eastAsia"/>
-        </w:rPr>
-        <w:t>js</w:t>
-      </w:r>
-      <w:r>
-        <w:rPr>
-          <w:rFonts w:hint="eastAsia"/>
-        </w:rPr>
-        <w:t>层暴露</w:t>
-      </w:r>
-      <w:r>
-        <w:rPr>
-          <w:rFonts w:hint="eastAsia"/>
-        </w:rPr>
-        <w:t>scope.</w:t>
-      </w:r>
-    </w:p>
-    <w:p>
-      <w:pPr>
-        <w:pStyle w:val="ListParagraph"/>
-        <w:ind w:leftChars="900" w:left="1890" w:firstLineChars="0" w:firstLine="0"/>
-      </w:pPr>
+        <w:t>描述：</w:t>
+      </w:r>
+      <w:r>
+        <w:rPr>
+          <w:rFonts w:hint="eastAsia"/>
+        </w:rPr>
+        <w:t>内部拓展的方法由于是抛出数字，不是规范的</w:t>
+      </w:r>
+      <w:r>
+        <w:rPr>
+          <w:rFonts w:hint="eastAsia"/>
+        </w:rPr>
+        <w:t>Error()</w:t>
+      </w:r>
+      <w:r>
+        <w:rPr>
+          <w:rFonts w:hint="eastAsia"/>
+        </w:rPr>
+        <w:t>异常对象，无法带出错误文件名和错误行号。</w:t>
+      </w:r>
     </w:p>
     <w:p>
       <w:pPr>
         <w:pStyle w:val="ListParagraph"/>
         <w:numPr>
           <w:ilvl w:val="1"/>
-          <w:numId w:val="18"/>
+          <w:numId w:val="19"/>
         </w:numPr>
         <w:ind w:firstLineChars="0"/>
         <w:rPr>
           <w:rFonts w:hint="eastAsia"/>
-        </w:rPr>
-      </w:pPr>
-      <w:r>
-        <w:rPr>
-          <w:rFonts w:hint="eastAsia"/>
           <w:b/>
         </w:rPr>
+      </w:pPr>
+      <w:r>
+        <w:rPr>
+          <w:rFonts w:hint="eastAsia"/>
+          <w:b/>
+        </w:rPr>
         <w:t>方案</w:t>
       </w:r>
       <w:r>
@@ -2012,176 +2101,151 @@
           <w:rFonts w:hint="eastAsia"/>
           <w:b/>
         </w:rPr>
-        <w:t>2</w:t>
-      </w:r>
-      <w:r>
-        <w:rPr>
-          <w:rFonts w:hint="eastAsia"/>
-          <w:b/>
-        </w:rPr>
         <w:t>：</w:t>
       </w:r>
       <w:r>
         <w:rPr>
           <w:rFonts w:hint="eastAsia"/>
         </w:rPr>
-        <w:t>保存</w:t>
-      </w:r>
-      <w:r>
-        <w:rPr>
-          <w:rFonts w:hint="eastAsia"/>
-        </w:rPr>
-        <w:t>scope</w:t>
-      </w:r>
-      <w:r>
-        <w:rPr>
-          <w:rFonts w:hint="eastAsia"/>
-        </w:rPr>
-        <w:t>的地址为</w:t>
-      </w:r>
-      <w:r>
-        <w:rPr>
-          <w:rFonts w:hint="eastAsia"/>
-        </w:rPr>
-        <w:t>global</w:t>
-      </w:r>
-      <w:r>
-        <w:rPr>
-          <w:rFonts w:hint="eastAsia"/>
-        </w:rPr>
-        <w:t>的一个对象，需要使用时作为参数传入。</w:t>
+        <w:t>由于</w:t>
+      </w:r>
+      <w:r>
+        <w:rPr>
+          <w:rFonts w:hint="eastAsia"/>
+        </w:rPr>
+        <w:t>抛出的异常常常会当做数字与错误码比较确定具体错误类型，因此不能对抛出的值做多余的包装，需要将这些错误信息放在另外的一方。目前的方案是选择存放在</w:t>
+      </w:r>
+      <w:r>
+        <w:rPr>
+          <w:rFonts w:hint="eastAsia"/>
+        </w:rPr>
+        <w:t>sptPrivateData</w:t>
+      </w:r>
+      <w:r>
+        <w:rPr>
+          <w:rFonts w:hint="eastAsia"/>
+        </w:rPr>
+        <w:t>中，当发生异常时，</w:t>
+      </w:r>
+      <w:r>
+        <w:rPr>
+          <w:rFonts w:hint="eastAsia"/>
+        </w:rPr>
+        <w:t>sptInvoker</w:t>
+      </w:r>
+      <w:r>
+        <w:rPr>
+          <w:rFonts w:hint="eastAsia"/>
+        </w:rPr>
+        <w:t>的</w:t>
+      </w:r>
+      <w:r>
+        <w:rPr>
+          <w:rFonts w:hint="eastAsia"/>
+        </w:rPr>
+        <w:t>reportError</w:t>
+      </w:r>
+      <w:r>
+        <w:rPr>
+          <w:rFonts w:hint="eastAsia"/>
+        </w:rPr>
+        <w:t>方法会获取当前所在</w:t>
+      </w:r>
+      <w:r>
+        <w:rPr>
+          <w:rFonts w:hint="eastAsia"/>
+        </w:rPr>
+        <w:t>js</w:t>
+      </w:r>
+      <w:r>
+        <w:rPr>
+          <w:rFonts w:hint="eastAsia"/>
+        </w:rPr>
+        <w:t>文件名和行号，将此类信息保存在</w:t>
+      </w:r>
+      <w:r>
+        <w:rPr>
+          <w:rFonts w:hint="eastAsia"/>
+        </w:rPr>
+        <w:t>context</w:t>
+      </w:r>
+      <w:r>
+        <w:rPr>
+          <w:rFonts w:hint="eastAsia"/>
+        </w:rPr>
+        <w:t>私有数据</w:t>
+      </w:r>
+      <w:r>
+        <w:rPr>
+          <w:rFonts w:hint="eastAsia"/>
+        </w:rPr>
+        <w:t>sptPrivateData</w:t>
+      </w:r>
+      <w:r>
+        <w:rPr>
+          <w:rFonts w:hint="eastAsia"/>
+        </w:rPr>
+        <w:t>对象中，并更新标志位。外部生成错误信息或报告错误时，会从私有数据中取出错误信息</w:t>
+      </w:r>
+      <w:r>
+        <w:rPr>
+          <w:rFonts w:hint="eastAsia"/>
+        </w:rPr>
+        <w:t>使用</w:t>
+      </w:r>
+      <w:r>
+        <w:rPr>
+          <w:rFonts w:hint="eastAsia"/>
+        </w:rPr>
+        <w:t>。</w:t>
       </w:r>
     </w:p>
     <w:p>
       <w:pPr>
         <w:pStyle w:val="ListParagraph"/>
-        <w:ind w:left="1680" w:firstLineChars="0" w:firstLine="0"/>
-        <w:rPr>
-          <w:rFonts w:hint="eastAsia"/>
-        </w:rPr>
-      </w:pPr>
-      <w:r>
-        <w:rPr>
-          <w:rFonts w:hint="eastAsia"/>
-        </w:rPr>
-        <w:t xml:space="preserve">  </w:t>
-      </w:r>
-      <w:r>
-        <w:rPr>
-          <w:rFonts w:hint="eastAsia"/>
-          <w:b/>
-        </w:rPr>
-        <w:t>缺点</w:t>
-      </w:r>
-      <w:r>
-        <w:rPr>
-          <w:rFonts w:hint="eastAsia"/>
-        </w:rPr>
-        <w:t>:</w:t>
-      </w:r>
-      <w:r>
-        <w:rPr>
-          <w:rFonts w:hint="eastAsia"/>
-        </w:rPr>
-        <w:t>需要在</w:t>
-      </w:r>
-      <w:r>
-        <w:rPr>
-          <w:rFonts w:hint="eastAsia"/>
-        </w:rPr>
-        <w:t>js</w:t>
-      </w:r>
-      <w:r>
-        <w:rPr>
-          <w:rFonts w:hint="eastAsia"/>
-        </w:rPr>
-        <w:t>层暴露</w:t>
-      </w:r>
-      <w:r>
-        <w:rPr>
-          <w:rFonts w:hint="eastAsia"/>
-        </w:rPr>
-        <w:t>scope,</w:t>
-      </w:r>
-      <w:r>
-        <w:rPr>
-          <w:rFonts w:hint="eastAsia"/>
-        </w:rPr>
-        <w:t xml:space="preserve"> </w:t>
-      </w:r>
-      <w:r>
-        <w:rPr>
-          <w:rFonts w:hint="eastAsia"/>
-        </w:rPr>
-        <w:t>js</w:t>
-      </w:r>
-      <w:r>
-        <w:rPr>
-          <w:rFonts w:hint="eastAsia"/>
-        </w:rPr>
-        <w:t>层没有指针类型，需要强转为其他类型保存</w:t>
-      </w:r>
-      <w:r>
-        <w:rPr>
-          <w:rFonts w:hint="eastAsia"/>
-        </w:rPr>
-        <w:t xml:space="preserve">( UINT64 </w:t>
-      </w:r>
-      <w:r>
-        <w:rPr>
-          <w:rFonts w:hint="eastAsia"/>
-        </w:rPr>
-        <w:t>在</w:t>
-      </w:r>
-      <w:r>
-        <w:rPr>
-          <w:rFonts w:hint="eastAsia"/>
-        </w:rPr>
-        <w:t xml:space="preserve">js </w:t>
-      </w:r>
-      <w:r>
-        <w:rPr>
-          <w:rFonts w:hint="eastAsia"/>
-        </w:rPr>
-        <w:t>层是浮点数表示，为避免舍入误差，可能需要用</w:t>
-      </w:r>
-      <w:r>
-        <w:rPr>
-          <w:rFonts w:hint="eastAsia"/>
-        </w:rPr>
-        <w:t>string</w:t>
-      </w:r>
-      <w:r>
-        <w:rPr>
-          <w:rFonts w:hint="eastAsia"/>
-        </w:rPr>
-        <w:t>类型保存</w:t>
-      </w:r>
-      <w:r>
-        <w:rPr>
-          <w:rFonts w:hint="eastAsia"/>
-        </w:rPr>
-        <w:t>)</w:t>
-      </w:r>
-      <w:r>
-        <w:rPr>
-          <w:rFonts w:hint="eastAsia"/>
-        </w:rPr>
-        <w:t>。</w:t>
-      </w:r>
+        <w:ind w:left="1260" w:firstLineChars="0" w:firstLine="0"/>
+        <w:rPr>
+          <w:rFonts w:hint="eastAsia"/>
+        </w:rPr>
+      </w:pPr>
     </w:p>
     <w:p>
       <w:pPr>
         <w:pStyle w:val="ListParagraph"/>
-        <w:ind w:left="1680" w:firstLineChars="0" w:firstLine="0"/>
-      </w:pPr>
+        <w:numPr>
+          <w:ilvl w:val="0"/>
+          <w:numId w:val="19"/>
+        </w:numPr>
+        <w:ind w:firstLineChars="0"/>
+        <w:rPr>
+          <w:rFonts w:hint="eastAsia"/>
+        </w:rPr>
+      </w:pPr>
+      <w:r>
+        <w:rPr>
+          <w:rFonts w:hint="eastAsia"/>
+        </w:rPr>
+        <w:t>新增的</w:t>
+      </w:r>
+      <w:r>
+        <w:rPr>
+          <w:rFonts w:hint="eastAsia"/>
+        </w:rPr>
+        <w:t>import</w:t>
+      </w:r>
+      <w:r>
+        <w:rPr>
+          <w:rFonts w:hint="eastAsia"/>
+        </w:rPr>
+        <w:t>在嵌套调用的情况下错误输出和返回值输出控制需求不一致</w:t>
+      </w:r>
     </w:p>
     <w:p>
       <w:pPr>
         <w:pStyle w:val="ListParagraph"/>
         <w:numPr>
-          <w:ilvl w:val="1"/>
-          <w:numId w:val="18"/>
+          <w:ilvl w:val="0"/>
+          <w:numId w:val="20"/>
         </w:numPr>
         <w:ind w:firstLineChars="0"/>
         <w:rPr>
@@ -2193,164 +2257,678 @@
           <w:rFonts w:hint="eastAsia"/>
           <w:b/>
         </w:rPr>
-        <w:t>方案</w:t>
-      </w:r>
-      <w:r>
-        <w:rPr>
-          <w:rFonts w:hint="eastAsia"/>
-          <w:b/>
-        </w:rPr>
-        <w:t>3</w:t>
-      </w:r>
-      <w:r>
-        <w:rPr>
-          <w:rFonts w:hint="eastAsia"/>
-          <w:b/>
-        </w:rPr>
-        <w:t>：</w:t>
-      </w:r>
-      <w:r>
-        <w:rPr>
-          <w:rFonts w:hint="eastAsia"/>
-        </w:rPr>
-        <w:t>不使用封装的</w:t>
-      </w:r>
-      <w:r>
-        <w:rPr>
-          <w:rFonts w:hint="eastAsia"/>
-        </w:rPr>
-        <w:t>scope</w:t>
-      </w:r>
-      <w:r>
-        <w:rPr>
-          <w:rFonts w:hint="eastAsia"/>
-        </w:rPr>
-        <w:t>对象，直接在内部获取</w:t>
-      </w:r>
-      <w:r>
-        <w:rPr>
-          <w:rFonts w:hint="eastAsia"/>
-        </w:rPr>
-        <w:t>context</w:t>
-      </w:r>
-      <w:r>
-        <w:rPr>
-          <w:rFonts w:hint="eastAsia"/>
-        </w:rPr>
-        <w:t>和</w:t>
-      </w:r>
-      <w:r>
-        <w:rPr>
-          <w:rFonts w:hint="eastAsia"/>
-        </w:rPr>
-        <w:t>global</w:t>
-      </w:r>
-      <w:r>
-        <w:rPr>
-          <w:rFonts w:hint="eastAsia"/>
-        </w:rPr>
-        <w:t>对象，调用</w:t>
-      </w:r>
-      <w:r>
-        <w:rPr>
-          <w:rFonts w:hint="eastAsia"/>
-        </w:rPr>
-        <w:t>spider moneky</w:t>
-      </w:r>
-      <w:r>
-        <w:rPr>
-          <w:rFonts w:hint="eastAsia"/>
-        </w:rPr>
-        <w:t>的</w:t>
-      </w:r>
-      <w:r>
-        <w:rPr>
-          <w:rFonts w:hint="eastAsia"/>
-        </w:rPr>
-        <w:t xml:space="preserve">api </w:t>
-      </w:r>
-      <w:r>
-        <w:t>JS_EvaluateScript</w:t>
-      </w:r>
-      <w:r>
-        <w:rPr>
-          <w:rFonts w:hint="eastAsia"/>
-        </w:rPr>
+        <w:t>描述：</w:t>
+      </w:r>
+      <w:r>
+        <w:rPr>
+          <w:rFonts w:hint="eastAsia"/>
+        </w:rPr>
+        <w:t>目前</w:t>
+      </w:r>
+      <w:r>
+        <w:rPr>
+          <w:rFonts w:hint="eastAsia"/>
+        </w:rPr>
+        <w:t>sptSPScope eval</w:t>
+      </w:r>
+      <w:r>
+        <w:rPr>
+          <w:rFonts w:hint="eastAsia"/>
+        </w:rPr>
+        <w:t>控制输出的</w:t>
+      </w:r>
+      <w:r>
+        <w:rPr>
+          <w:rFonts w:hint="eastAsia"/>
+        </w:rPr>
+        <w:t>flag</w:t>
+      </w:r>
+      <w:r>
+        <w:rPr>
+          <w:rFonts w:hint="eastAsia"/>
+        </w:rPr>
+        <w:t>有两种</w:t>
+      </w:r>
+      <w:r>
+        <w:rPr>
+          <w:rFonts w:hint="eastAsia"/>
+        </w:rPr>
+        <w:t>:</w:t>
+      </w:r>
+      <w:r>
         <w:t xml:space="preserve"> </w:t>
       </w:r>
-      <w:r>
-        <w:rPr>
-          <w:rFonts w:hint="eastAsia"/>
-        </w:rPr>
-        <w:t>执行</w:t>
-      </w:r>
-      <w:r>
-        <w:rPr>
-          <w:rFonts w:hint="eastAsia"/>
-        </w:rPr>
-        <w:t>js</w:t>
-      </w:r>
-      <w:r>
-        <w:rPr>
-          <w:rFonts w:hint="eastAsia"/>
-        </w:rPr>
-        <w:t>代码</w:t>
-      </w:r>
-      <w:r>
-        <w:rPr>
-          <w:rFonts w:hint="eastAsia"/>
-        </w:rPr>
-        <w:t>。</w:t>
+    </w:p>
+    <w:tbl>
+      <w:tblPr>
+        <w:tblStyle w:val="TableGrid"/>
+        <w:tblW w:w="0" w:type="auto"/>
+        <w:tblInd w:w="1260" w:type="dxa"/>
+        <w:tblLook w:val="04A0"/>
+      </w:tblPr>
+      <w:tblGrid>
+        <w:gridCol w:w="2209"/>
+        <w:gridCol w:w="1818"/>
+        <w:gridCol w:w="1819"/>
+      </w:tblGrid>
+      <w:tr>
+        <w:tc>
+          <w:tcPr>
+            <w:tcW w:w="1843" w:type="dxa"/>
+          </w:tcPr>
+          <w:p>
+            <w:pPr>
+              <w:pStyle w:val="ListParagraph"/>
+              <w:ind w:left="0" w:firstLineChars="0" w:firstLine="0"/>
+              <w:rPr>
+                <w:b/>
+                <w:color w:val="000000" w:themeColor="text1"/>
+              </w:rPr>
+            </w:pPr>
+            <w:r>
+              <w:rPr>
+                <w:rFonts w:hint="eastAsia"/>
+                <w:b/>
+                <w:color w:val="000000" w:themeColor="text1"/>
+              </w:rPr>
+              <w:t>flag</w:t>
+            </w:r>
+          </w:p>
+        </w:tc>
+        <w:tc>
+          <w:tcPr>
+            <w:tcW w:w="1818" w:type="dxa"/>
+          </w:tcPr>
+          <w:p>
+            <w:pPr>
+              <w:pStyle w:val="ListParagraph"/>
+              <w:ind w:left="0" w:firstLineChars="0" w:firstLine="0"/>
+              <w:rPr>
+                <w:b/>
+                <w:color w:val="000000" w:themeColor="text1"/>
+              </w:rPr>
+            </w:pPr>
+            <w:r>
+              <w:rPr>
+                <w:rFonts w:hint="eastAsia"/>
+                <w:b/>
+                <w:color w:val="000000" w:themeColor="text1"/>
+              </w:rPr>
+              <w:t>含义</w:t>
+            </w:r>
+          </w:p>
+        </w:tc>
+        <w:tc>
+          <w:tcPr>
+            <w:tcW w:w="1819" w:type="dxa"/>
+          </w:tcPr>
+          <w:p>
+            <w:pPr>
+              <w:pStyle w:val="ListParagraph"/>
+              <w:ind w:left="0" w:firstLineChars="0" w:firstLine="0"/>
+              <w:rPr>
+                <w:b/>
+                <w:color w:val="000000" w:themeColor="text1"/>
+              </w:rPr>
+            </w:pPr>
+            <w:r>
+              <w:rPr>
+                <w:rFonts w:hint="eastAsia"/>
+                <w:b/>
+                <w:color w:val="000000" w:themeColor="text1"/>
+              </w:rPr>
+              <w:t>值</w:t>
+            </w:r>
+          </w:p>
+        </w:tc>
+      </w:tr>
+      <w:tr>
+        <w:tc>
+          <w:tcPr>
+            <w:tcW w:w="1843" w:type="dxa"/>
+          </w:tcPr>
+          <w:p>
+            <w:pPr>
+              <w:pStyle w:val="ListParagraph"/>
+              <w:ind w:left="0" w:firstLineChars="0" w:firstLine="0"/>
+            </w:pPr>
+            <w:r>
+              <w:t>SPT_EVAL_FLAG_NONE</w:t>
+            </w:r>
+          </w:p>
+        </w:tc>
+        <w:tc>
+          <w:tcPr>
+            <w:tcW w:w="1818" w:type="dxa"/>
+          </w:tcPr>
+          <w:p>
+            <w:pPr>
+              <w:pStyle w:val="ListParagraph"/>
+              <w:ind w:left="0" w:firstLineChars="0" w:firstLine="0"/>
+            </w:pPr>
+            <w:r>
+              <w:rPr>
+                <w:rFonts w:hint="eastAsia"/>
+              </w:rPr>
+              <w:t>不输出</w:t>
+            </w:r>
+          </w:p>
+        </w:tc>
+        <w:tc>
+          <w:tcPr>
+            <w:tcW w:w="1819" w:type="dxa"/>
+          </w:tcPr>
+          <w:p>
+            <w:pPr>
+              <w:pStyle w:val="ListParagraph"/>
+              <w:ind w:left="0" w:firstLineChars="0" w:firstLine="0"/>
+            </w:pPr>
+            <w:r>
+              <w:t>0</w:t>
+            </w:r>
+          </w:p>
+        </w:tc>
+      </w:tr>
+      <w:tr>
+        <w:tc>
+          <w:tcPr>
+            <w:tcW w:w="1843" w:type="dxa"/>
+          </w:tcPr>
+          <w:p>
+            <w:pPr>
+              <w:pStyle w:val="ListParagraph"/>
+              <w:ind w:left="0" w:firstLineChars="0" w:firstLine="0"/>
+            </w:pPr>
+            <w:r>
+              <w:t>SPT_EVAL_FLAG_PRINT</w:t>
+            </w:r>
+          </w:p>
+        </w:tc>
+        <w:tc>
+          <w:tcPr>
+            <w:tcW w:w="1818" w:type="dxa"/>
+          </w:tcPr>
+          <w:p>
+            <w:pPr>
+              <w:pStyle w:val="ListParagraph"/>
+              <w:ind w:left="0" w:firstLineChars="0" w:firstLine="0"/>
+            </w:pPr>
+            <w:r>
+              <w:rPr>
+                <w:rFonts w:hint="eastAsia"/>
+              </w:rPr>
+              <w:t>输出错误信息和返回结果</w:t>
+            </w:r>
+          </w:p>
+        </w:tc>
+        <w:tc>
+          <w:tcPr>
+            <w:tcW w:w="1819" w:type="dxa"/>
+          </w:tcPr>
+          <w:p>
+            <w:pPr>
+              <w:pStyle w:val="ListParagraph"/>
+              <w:ind w:left="0" w:firstLineChars="0" w:firstLine="0"/>
+            </w:pPr>
+            <w:r>
+              <w:t>0x00000001</w:t>
+            </w:r>
+          </w:p>
+        </w:tc>
+      </w:tr>
+    </w:tbl>
+    <w:p>
+      <w:pPr>
+        <w:pStyle w:val="ListParagraph"/>
+        <w:ind w:left="1260" w:firstLineChars="0" w:firstLine="0"/>
+        <w:rPr>
+          <w:rFonts w:hint="eastAsia"/>
+        </w:rPr>
+      </w:pPr>
+      <w:r>
+        <w:rPr>
+          <w:rFonts w:hint="eastAsia"/>
+        </w:rPr>
+        <w:t>在</w:t>
+      </w:r>
+      <w:r>
+        <w:rPr>
+          <w:rFonts w:hint="eastAsia"/>
+        </w:rPr>
+        <w:t>import</w:t>
+      </w:r>
+      <w:r>
+        <w:rPr>
+          <w:rFonts w:hint="eastAsia"/>
+        </w:rPr>
+        <w:t>的场景下，可能在</w:t>
+      </w:r>
+      <w:r>
+        <w:rPr>
+          <w:rFonts w:hint="eastAsia"/>
+        </w:rPr>
+        <w:t>import</w:t>
+      </w:r>
+      <w:r>
+        <w:rPr>
+          <w:rFonts w:hint="eastAsia"/>
+        </w:rPr>
+        <w:t>内部会进行</w:t>
+      </w:r>
+      <w:r>
+        <w:rPr>
+          <w:rFonts w:hint="eastAsia"/>
+        </w:rPr>
+        <w:t>import</w:t>
+      </w:r>
+      <w:r>
+        <w:rPr>
+          <w:rFonts w:hint="eastAsia"/>
+        </w:rPr>
+        <w:t>，此时</w:t>
+      </w:r>
+      <w:r>
+        <w:rPr>
+          <w:rFonts w:hint="eastAsia"/>
+        </w:rPr>
+        <w:t>eval</w:t>
+      </w:r>
+      <w:r>
+        <w:rPr>
+          <w:rFonts w:hint="eastAsia"/>
+        </w:rPr>
+        <w:t>返回值</w:t>
+      </w:r>
+      <w:r>
+        <w:rPr>
+          <w:rFonts w:hint="eastAsia"/>
+        </w:rPr>
+        <w:t>rval</w:t>
+      </w:r>
+      <w:r>
+        <w:rPr>
+          <w:rFonts w:hint="eastAsia"/>
+        </w:rPr>
+        <w:t>不需要输出，只需要向上层返回即可，但如果有异常发生，则需要输出错误信息。但目前无法分别控制这两种输出。</w:t>
       </w:r>
     </w:p>
     <w:p>
       <w:pPr>
         <w:pStyle w:val="ListParagraph"/>
-        <w:ind w:left="1680" w:firstLineChars="0" w:firstLine="0"/>
-      </w:pPr>
-      <w:r>
-        <w:rPr>
-          <w:rFonts w:hint="eastAsia"/>
-        </w:rPr>
-        <w:t xml:space="preserve">  </w:t>
-      </w:r>
-      <w:r>
+        <w:numPr>
+          <w:ilvl w:val="0"/>
+          <w:numId w:val="20"/>
+        </w:numPr>
+        <w:ind w:firstLineChars="0"/>
         <w:rPr>
           <w:rFonts w:hint="eastAsia"/>
           <w:b/>
         </w:rPr>
-        <w:t>缺点</w:t>
-      </w:r>
-      <w:r>
-        <w:rPr>
-          <w:rFonts w:hint="eastAsia"/>
-        </w:rPr>
-        <w:t>：</w:t>
-      </w:r>
-      <w:r>
-        <w:rPr>
-          <w:rFonts w:hint="eastAsia"/>
-        </w:rPr>
-        <w:t>需要实现</w:t>
-      </w:r>
-      <w:r>
-        <w:rPr>
-          <w:rFonts w:hint="eastAsia"/>
-        </w:rPr>
-        <w:t>eval</w:t>
-      </w:r>
-      <w:r>
-        <w:rPr>
-          <w:rFonts w:hint="eastAsia"/>
-        </w:rPr>
-        <w:t>的逻辑，产生重复的代码。</w:t>
-      </w:r>
-      <w:r>
-        <w:rPr>
-          <w:rFonts w:hint="eastAsia"/>
-        </w:rPr>
-        <w:t>原本</w:t>
-      </w:r>
+      </w:pPr>
+      <w:r>
+        <w:rPr>
+          <w:rFonts w:hint="eastAsia"/>
+          <w:b/>
+        </w:rPr>
+        <w:t>方案：</w:t>
+      </w:r>
+    </w:p>
+    <w:p>
+      <w:pPr>
+        <w:pStyle w:val="ListParagraph"/>
+        <w:ind w:left="1260" w:firstLineChars="0" w:firstLine="0"/>
+        <w:rPr>
+          <w:rFonts w:hint="eastAsia"/>
+        </w:rPr>
+      </w:pPr>
+      <w:r>
+        <w:rPr>
+          <w:rFonts w:hint="eastAsia"/>
+        </w:rPr>
+        <w:t>增加</w:t>
+      </w:r>
+      <w:r>
+        <w:rPr>
+          <w:rFonts w:hint="eastAsia"/>
+        </w:rPr>
+        <w:t>sptSPScope eval</w:t>
+      </w:r>
+      <w:r>
+        <w:rPr>
+          <w:rFonts w:hint="eastAsia"/>
+        </w:rPr>
+        <w:t>控制输出的</w:t>
+      </w:r>
+      <w:r>
+        <w:rPr>
+          <w:rFonts w:hint="eastAsia"/>
+        </w:rPr>
+        <w:t>flag</w:t>
+      </w:r>
+      <w:r>
+        <w:rPr>
+          <w:rFonts w:hint="eastAsia"/>
+        </w:rPr>
+        <w:t>.</w:t>
+      </w:r>
+    </w:p>
+    <w:tbl>
+      <w:tblPr>
+        <w:tblStyle w:val="TableGrid"/>
+        <w:tblW w:w="0" w:type="auto"/>
+        <w:tblInd w:w="1260" w:type="dxa"/>
+        <w:tblLook w:val="04A0"/>
+      </w:tblPr>
+      <w:tblGrid>
+        <w:gridCol w:w="2934"/>
+        <w:gridCol w:w="829"/>
+        <w:gridCol w:w="2992"/>
+      </w:tblGrid>
+      <w:tr>
+        <w:tc>
+          <w:tcPr>
+            <w:tcW w:w="2895" w:type="dxa"/>
+          </w:tcPr>
+          <w:p>
+            <w:pPr>
+              <w:pStyle w:val="ListParagraph"/>
+              <w:ind w:left="0" w:firstLineChars="0" w:firstLine="0"/>
+              <w:rPr>
+                <w:b/>
+                <w:color w:val="000000" w:themeColor="text1"/>
+              </w:rPr>
+            </w:pPr>
+            <w:r>
+              <w:rPr>
+                <w:rFonts w:hint="eastAsia"/>
+                <w:b/>
+                <w:color w:val="000000" w:themeColor="text1"/>
+              </w:rPr>
+              <w:t>flag</w:t>
+            </w:r>
+          </w:p>
+        </w:tc>
+        <w:tc>
+          <w:tcPr>
+            <w:tcW w:w="829" w:type="dxa"/>
+          </w:tcPr>
+          <w:p>
+            <w:pPr>
+              <w:pStyle w:val="ListParagraph"/>
+              <w:ind w:left="0" w:firstLineChars="0" w:firstLine="0"/>
+              <w:rPr>
+                <w:b/>
+                <w:color w:val="000000" w:themeColor="text1"/>
+              </w:rPr>
+            </w:pPr>
+            <w:r>
+              <w:rPr>
+                <w:rFonts w:hint="eastAsia"/>
+                <w:b/>
+                <w:color w:val="000000" w:themeColor="text1"/>
+              </w:rPr>
+              <w:t>含义</w:t>
+            </w:r>
+          </w:p>
+        </w:tc>
+        <w:tc>
+          <w:tcPr>
+            <w:tcW w:w="1329" w:type="dxa"/>
+          </w:tcPr>
+          <w:p>
+            <w:pPr>
+              <w:pStyle w:val="ListParagraph"/>
+              <w:ind w:left="0" w:firstLineChars="0" w:firstLine="0"/>
+              <w:rPr>
+                <w:b/>
+                <w:color w:val="000000" w:themeColor="text1"/>
+              </w:rPr>
+            </w:pPr>
+            <w:r>
+              <w:rPr>
+                <w:rFonts w:hint="eastAsia"/>
+                <w:b/>
+                <w:color w:val="000000" w:themeColor="text1"/>
+              </w:rPr>
+              <w:t>值</w:t>
+            </w:r>
+          </w:p>
+        </w:tc>
+      </w:tr>
+      <w:tr>
+        <w:tc>
+          <w:tcPr>
+            <w:tcW w:w="2895" w:type="dxa"/>
+          </w:tcPr>
+          <w:p>
+            <w:pPr>
+              <w:pStyle w:val="ListParagraph"/>
+              <w:ind w:left="0" w:firstLineChars="0" w:firstLine="0"/>
+            </w:pPr>
+            <w:r>
+              <w:t>SPT_EVAL_FLAG_NONE</w:t>
+            </w:r>
+          </w:p>
+        </w:tc>
+        <w:tc>
+          <w:tcPr>
+            <w:tcW w:w="829" w:type="dxa"/>
+          </w:tcPr>
+          <w:p>
+            <w:pPr>
+              <w:pStyle w:val="ListParagraph"/>
+              <w:ind w:left="0" w:firstLineChars="0" w:firstLine="0"/>
+            </w:pPr>
+            <w:r>
+              <w:rPr>
+                <w:rFonts w:hint="eastAsia"/>
+              </w:rPr>
+              <w:t>不输出</w:t>
+            </w:r>
+          </w:p>
+        </w:tc>
+        <w:tc>
+          <w:tcPr>
+            <w:tcW w:w="1329" w:type="dxa"/>
+          </w:tcPr>
+          <w:p>
+            <w:pPr>
+              <w:pStyle w:val="ListParagraph"/>
+              <w:ind w:left="0" w:firstLineChars="0" w:firstLine="0"/>
+            </w:pPr>
+            <w:r>
+              <w:t>0</w:t>
+            </w:r>
+          </w:p>
+        </w:tc>
+      </w:tr>
+      <w:tr>
+        <w:tc>
+          <w:tcPr>
+            <w:tcW w:w="2895" w:type="dxa"/>
+          </w:tcPr>
+          <w:p>
+            <w:pPr>
+              <w:pStyle w:val="ListParagraph"/>
+              <w:ind w:left="0" w:firstLineChars="0" w:firstLine="0"/>
+            </w:pPr>
+            <w:r>
+              <w:t>SPT_EVAL_FLAG_PRINT_ERROR</w:t>
+            </w:r>
+          </w:p>
+        </w:tc>
+        <w:tc>
+          <w:tcPr>
+            <w:tcW w:w="829" w:type="dxa"/>
+          </w:tcPr>
+          <w:p>
+            <w:pPr>
+              <w:pStyle w:val="ListParagraph"/>
+              <w:ind w:left="0" w:firstLineChars="0" w:firstLine="0"/>
+            </w:pPr>
+            <w:r>
+              <w:rPr>
+                <w:rFonts w:hint="eastAsia"/>
+              </w:rPr>
+              <w:t>输出错误信息</w:t>
+            </w:r>
+          </w:p>
+        </w:tc>
+        <w:tc>
+          <w:tcPr>
+            <w:tcW w:w="1329" w:type="dxa"/>
+          </w:tcPr>
+          <w:p>
+            <w:pPr>
+              <w:pStyle w:val="ListParagraph"/>
+              <w:ind w:left="0" w:firstLineChars="0" w:firstLine="0"/>
+            </w:pPr>
+            <w:r>
+              <w:t>0x00000001</w:t>
+            </w:r>
+          </w:p>
+        </w:tc>
+      </w:tr>
+      <w:tr>
+        <w:tc>
+          <w:tcPr>
+            <w:tcW w:w="2895" w:type="dxa"/>
+          </w:tcPr>
+          <w:p>
+            <w:pPr>
+              <w:pStyle w:val="ListParagraph"/>
+              <w:ind w:left="0" w:firstLineChars="0" w:firstLine="0"/>
+            </w:pPr>
+            <w:r>
+              <w:t>SPT_EVAL_FLAG_PRINT_RESULT</w:t>
+            </w:r>
+          </w:p>
+        </w:tc>
+        <w:tc>
+          <w:tcPr>
+            <w:tcW w:w="829" w:type="dxa"/>
+          </w:tcPr>
+          <w:p>
+            <w:pPr>
+              <w:pStyle w:val="ListParagraph"/>
+              <w:ind w:left="0" w:firstLineChars="0" w:firstLine="0"/>
+            </w:pPr>
+            <w:r>
+              <w:rPr>
+                <w:rFonts w:hint="eastAsia"/>
+              </w:rPr>
+              <w:t>输出返回值</w:t>
+            </w:r>
+          </w:p>
+        </w:tc>
+        <w:tc>
+          <w:tcPr>
+            <w:tcW w:w="1329" w:type="dxa"/>
+          </w:tcPr>
+          <w:p>
+            <w:pPr>
+              <w:pStyle w:val="ListParagraph"/>
+              <w:ind w:left="0" w:firstLineChars="0" w:firstLine="0"/>
+            </w:pPr>
+            <w:r>
+              <w:t>0x0000000</w:t>
+            </w:r>
+            <w:r>
+              <w:rPr>
+                <w:rFonts w:hint="eastAsia"/>
+              </w:rPr>
+              <w:t>2</w:t>
+            </w:r>
+          </w:p>
+        </w:tc>
+      </w:tr>
+      <w:tr>
+        <w:tc>
+          <w:tcPr>
+            <w:tcW w:w="2895" w:type="dxa"/>
+          </w:tcPr>
+          <w:p>
+            <w:pPr>
+              <w:pStyle w:val="ListParagraph"/>
+              <w:ind w:left="0" w:firstLineChars="0" w:firstLine="0"/>
+            </w:pPr>
+            <w:r>
+              <w:t>SPT_EVAL_FLAG_PRINT</w:t>
+            </w:r>
+          </w:p>
+        </w:tc>
+        <w:tc>
+          <w:tcPr>
+            <w:tcW w:w="829" w:type="dxa"/>
+          </w:tcPr>
+          <w:p>
+            <w:pPr>
+              <w:pStyle w:val="ListParagraph"/>
+              <w:ind w:left="0" w:firstLineChars="0" w:firstLine="0"/>
+            </w:pPr>
+            <w:r>
+              <w:rPr>
+                <w:rFonts w:hint="eastAsia"/>
+              </w:rPr>
+              <w:t>输出错误信息和返回结果</w:t>
+            </w:r>
+          </w:p>
+        </w:tc>
+        <w:tc>
+          <w:tcPr>
+            <w:tcW w:w="1329" w:type="dxa"/>
+          </w:tcPr>
+          <w:p>
+            <w:pPr>
+              <w:pStyle w:val="ListParagraph"/>
+              <w:ind w:left="0" w:firstLineChars="0" w:firstLine="0"/>
+            </w:pPr>
+            <w:r>
+              <w:t>SPT_EVAL_FLAG_PRINT_ERROR</w:t>
+            </w:r>
+            <w:r>
+              <w:rPr>
+                <w:rFonts w:hint="eastAsia"/>
+              </w:rPr>
+              <w:t>|</w:t>
+            </w:r>
+            <w:r>
+              <w:t xml:space="preserve"> SPT_EVAL_FLAG_PRINT_RESULT</w:t>
+            </w:r>
+          </w:p>
+        </w:tc>
+      </w:tr>
+    </w:tbl>
+    <w:p>
+      <w:pPr>
+        <w:pStyle w:val="ListParagraph"/>
+        <w:ind w:left="1260" w:firstLineChars="0" w:firstLine="0"/>
+        <w:rPr>
+          <w:rFonts w:hint="eastAsia"/>
+        </w:rPr>
+      </w:pPr>
+    </w:p>
+    <w:p>
+      <w:pPr>
+        <w:pStyle w:val="ListParagraph"/>
+        <w:ind w:left="1260" w:firstLineChars="0" w:firstLine="0"/>
+        <w:rPr>
+          <w:rFonts w:hint="eastAsia"/>
+        </w:rPr>
+      </w:pPr>
+    </w:p>
+    <w:p>
+      <w:pPr>
+        <w:pStyle w:val="ListParagraph"/>
+        <w:numPr>
+          <w:ilvl w:val="0"/>
+          <w:numId w:val="21"/>
+        </w:numPr>
+        <w:ind w:firstLineChars="0"/>
+        <w:rPr>
+          <w:rFonts w:hint="eastAsia"/>
+        </w:rPr>
+      </w:pPr>
       <w:r>
         <w:rPr>
           <w:rFonts w:hint="eastAsia"/>
@@ -2361,7 +2939,407 @@
         <w:rPr>
           <w:rFonts w:hint="eastAsia"/>
         </w:rPr>
-        <w:t>就是为了屏蔽实现，这样做又会破坏之前的封装。</w:t>
+        <w:t>执行结果</w:t>
+      </w:r>
+      <w:r>
+        <w:rPr>
+          <w:rFonts w:hint="eastAsia"/>
+        </w:rPr>
+        <w:t>sptResultVal</w:t>
+      </w:r>
+      <w:r>
+        <w:rPr>
+          <w:rFonts w:hint="eastAsia"/>
+        </w:rPr>
+        <w:t>无法设置为返回值</w:t>
+      </w:r>
+      <w:r>
+        <w:rPr>
+          <w:rFonts w:hint="eastAsia"/>
+        </w:rPr>
+        <w:t>。</w:t>
+      </w:r>
+    </w:p>
+    <w:p>
+      <w:pPr>
+        <w:pStyle w:val="ListParagraph"/>
+        <w:numPr>
+          <w:ilvl w:val="0"/>
+          <w:numId w:val="20"/>
+        </w:numPr>
+        <w:ind w:leftChars="400" w:firstLineChars="0"/>
+        <w:rPr>
+          <w:rFonts w:hint="eastAsia"/>
+        </w:rPr>
+      </w:pPr>
+      <w:r>
+        <w:rPr>
+          <w:rFonts w:hint="eastAsia"/>
+          <w:b/>
+        </w:rPr>
+        <w:t>描述：</w:t>
+      </w:r>
+    </w:p>
+    <w:p>
+      <w:pPr>
+        <w:ind w:leftChars="600" w:left="1260"/>
+        <w:rPr>
+          <w:rFonts w:hint="eastAsia"/>
+        </w:rPr>
+      </w:pPr>
+      <w:r>
+        <w:rPr>
+          <w:rFonts w:hint="eastAsia"/>
+        </w:rPr>
+        <w:t>目前</w:t>
+      </w:r>
+      <w:r>
+        <w:rPr>
+          <w:rFonts w:hint="eastAsia"/>
+        </w:rPr>
+        <w:t>scope.eval</w:t>
+      </w:r>
+      <w:r>
+        <w:rPr>
+          <w:rFonts w:hint="eastAsia"/>
+        </w:rPr>
+        <w:t>执行结果为</w:t>
+      </w:r>
+      <w:r>
+        <w:rPr>
+          <w:rFonts w:hint="eastAsia"/>
+        </w:rPr>
+        <w:t>sptResultVal</w:t>
+      </w:r>
+      <w:r>
+        <w:rPr>
+          <w:rFonts w:hint="eastAsia"/>
+        </w:rPr>
+        <w:t>类型值，实际内部保存值可能为任何一种类型。现有设置</w:t>
+      </w:r>
+      <w:r>
+        <w:rPr>
+          <w:rFonts w:hint="eastAsia"/>
+        </w:rPr>
+        <w:t>返回值</w:t>
+      </w:r>
+      <w:r>
+        <w:rPr>
+          <w:rFonts w:hint="eastAsia"/>
+        </w:rPr>
+        <w:t>的机制</w:t>
+      </w:r>
+      <w:r>
+        <w:rPr>
+          <w:rFonts w:hint="eastAsia"/>
+        </w:rPr>
+        <w:t>在</w:t>
+      </w:r>
+      <w:r>
+        <w:rPr>
+          <w:rFonts w:hint="eastAsia"/>
+        </w:rPr>
+        <w:t>这种场景</w:t>
+      </w:r>
+      <w:r>
+        <w:rPr>
+          <w:rFonts w:hint="eastAsia"/>
+        </w:rPr>
+        <w:t>下</w:t>
+      </w:r>
+      <w:r>
+        <w:rPr>
+          <w:rFonts w:hint="eastAsia"/>
+        </w:rPr>
+        <w:t>存在</w:t>
+      </w:r>
+      <w:r>
+        <w:rPr>
+          <w:rFonts w:hint="eastAsia"/>
+        </w:rPr>
+        <w:t>问题：</w:t>
+      </w:r>
+    </w:p>
+    <w:p>
+      <w:pPr>
+        <w:pStyle w:val="ListParagraph"/>
+        <w:numPr>
+          <w:ilvl w:val="0"/>
+          <w:numId w:val="22"/>
+        </w:numPr>
+        <w:ind w:leftChars="600" w:left="1680" w:firstLineChars="0"/>
+        <w:rPr>
+          <w:rFonts w:hint="eastAsia"/>
+        </w:rPr>
+      </w:pPr>
+      <w:r>
+        <w:rPr>
+          <w:rFonts w:hint="eastAsia"/>
+        </w:rPr>
+        <w:lastRenderedPageBreak/>
+        <w:t>现有设置返回值需要知道设置值的具体类型，针对</w:t>
+      </w:r>
+      <w:r>
+        <w:rPr>
+          <w:rFonts w:hint="eastAsia"/>
+        </w:rPr>
+        <w:t>resultVal</w:t>
+      </w:r>
+      <w:r>
+        <w:rPr>
+          <w:rFonts w:hint="eastAsia"/>
+        </w:rPr>
+        <w:t>需要解出实际的类型后再进行设置，多层</w:t>
+      </w:r>
+      <w:r>
+        <w:rPr>
+          <w:rFonts w:hint="eastAsia"/>
+        </w:rPr>
+        <w:t>import</w:t>
+      </w:r>
+      <w:r>
+        <w:rPr>
+          <w:rFonts w:hint="eastAsia"/>
+        </w:rPr>
+        <w:t>嵌套会重复包装</w:t>
+      </w:r>
+      <w:r>
+        <w:rPr>
+          <w:rFonts w:hint="eastAsia"/>
+        </w:rPr>
+        <w:t>位为返回值</w:t>
+      </w:r>
+      <w:r>
+        <w:rPr>
+          <w:rFonts w:hint="eastAsia"/>
+        </w:rPr>
+        <w:t>和解这个</w:t>
+      </w:r>
+      <w:r>
+        <w:rPr>
+          <w:rFonts w:hint="eastAsia"/>
+        </w:rPr>
+        <w:t>值，有多余无谓的消耗。</w:t>
+      </w:r>
+    </w:p>
+    <w:p>
+      <w:pPr>
+        <w:pStyle w:val="ListParagraph"/>
+        <w:numPr>
+          <w:ilvl w:val="0"/>
+          <w:numId w:val="22"/>
+        </w:numPr>
+        <w:ind w:leftChars="600" w:left="1680" w:firstLineChars="0"/>
+        <w:rPr>
+          <w:rFonts w:hint="eastAsia"/>
+        </w:rPr>
+      </w:pPr>
+      <w:r>
+        <w:rPr>
+          <w:rFonts w:hint="eastAsia"/>
+        </w:rPr>
+        <w:t>如果返回值</w:t>
+      </w:r>
+      <w:r>
+        <w:rPr>
+          <w:rFonts w:hint="eastAsia"/>
+        </w:rPr>
+        <w:t>为</w:t>
+      </w:r>
+      <w:r>
+        <w:rPr>
+          <w:rFonts w:hint="eastAsia"/>
+        </w:rPr>
+        <w:t>dbClasses</w:t>
+      </w:r>
+      <w:r>
+        <w:rPr>
+          <w:rFonts w:hint="eastAsia"/>
+        </w:rPr>
+        <w:t>.cpp</w:t>
+      </w:r>
+      <w:r>
+        <w:rPr>
+          <w:rFonts w:hint="eastAsia"/>
+        </w:rPr>
+        <w:t>中的对象</w:t>
+      </w:r>
+      <w:r>
+        <w:rPr>
+          <w:rFonts w:hint="eastAsia"/>
+        </w:rPr>
+        <w:t>，现有的设置</w:t>
+      </w:r>
+      <w:r>
+        <w:rPr>
+          <w:rFonts w:hint="eastAsia"/>
+        </w:rPr>
+        <w:t>userObj</w:t>
+      </w:r>
+      <w:r>
+        <w:rPr>
+          <w:rFonts w:hint="eastAsia"/>
+        </w:rPr>
+        <w:t>的机制</w:t>
+      </w:r>
+      <w:r>
+        <w:rPr>
+          <w:rFonts w:hint="eastAsia"/>
+        </w:rPr>
+        <w:t>是无法将</w:t>
+      </w:r>
+      <w:r>
+        <w:rPr>
+          <w:rFonts w:hint="eastAsia"/>
+        </w:rPr>
+        <w:t>dbClasses</w:t>
+      </w:r>
+      <w:r>
+        <w:rPr>
+          <w:rFonts w:hint="eastAsia"/>
+        </w:rPr>
+        <w:t>中的类型设置为返回值的，原因是</w:t>
+      </w:r>
+      <w:r>
+        <w:rPr>
+          <w:rFonts w:hint="eastAsia"/>
+        </w:rPr>
+        <w:t>dbClass</w:t>
+      </w:r>
+      <w:r>
+        <w:rPr>
+          <w:rFonts w:hint="eastAsia"/>
+        </w:rPr>
+        <w:t>es</w:t>
+      </w:r>
+      <w:r>
+        <w:rPr>
+          <w:rFonts w:hint="eastAsia"/>
+        </w:rPr>
+        <w:t>不是走</w:t>
+      </w:r>
+      <w:r>
+        <w:rPr>
+          <w:rFonts w:hint="eastAsia"/>
+        </w:rPr>
+        <w:t>新框架注册的，</w:t>
+      </w:r>
+      <w:r>
+        <w:rPr>
+          <w:rFonts w:hint="eastAsia"/>
+        </w:rPr>
+        <w:t>缺少</w:t>
+      </w:r>
+      <w:r>
+        <w:rPr>
+          <w:rFonts w:hint="eastAsia"/>
+        </w:rPr>
+        <w:t xml:space="preserve"> sptObjDesc</w:t>
+      </w:r>
+      <w:r>
+        <w:rPr>
+          <w:rFonts w:hint="eastAsia"/>
+        </w:rPr>
+        <w:t>信息</w:t>
+      </w:r>
+      <w:r>
+        <w:rPr>
+          <w:rFonts w:hint="eastAsia"/>
+        </w:rPr>
+        <w:t>和</w:t>
+      </w:r>
+      <w:r>
+        <w:t>releaseInstance</w:t>
+      </w:r>
+      <w:r>
+        <w:rPr>
+          <w:rFonts w:hint="eastAsia"/>
+        </w:rPr>
+        <w:t>()</w:t>
+      </w:r>
+      <w:r>
+        <w:rPr>
+          <w:rFonts w:hint="eastAsia"/>
+        </w:rPr>
+        <w:t>方法，而</w:t>
+      </w:r>
+      <w:r>
+        <w:t>assignUsrObject</w:t>
+      </w:r>
+      <w:r>
+        <w:rPr>
+          <w:rFonts w:hint="eastAsia"/>
+        </w:rPr>
+        <w:t>()s</w:t>
+      </w:r>
+      <w:r>
+        <w:rPr>
+          <w:rFonts w:hint="eastAsia"/>
+        </w:rPr>
+        <w:t>函数</w:t>
+      </w:r>
+      <w:r>
+        <w:rPr>
+          <w:rFonts w:hint="eastAsia"/>
+        </w:rPr>
+        <w:t>内部需要获取这些信息。</w:t>
+      </w:r>
+    </w:p>
+    <w:p>
+      <w:pPr>
+        <w:pStyle w:val="ListParagraph"/>
+        <w:numPr>
+          <w:ilvl w:val="0"/>
+          <w:numId w:val="20"/>
+        </w:numPr>
+        <w:ind w:firstLineChars="0"/>
+        <w:rPr>
+          <w:rFonts w:hint="eastAsia"/>
+          <w:b/>
+        </w:rPr>
+      </w:pPr>
+      <w:r>
+        <w:rPr>
+          <w:rFonts w:hint="eastAsia"/>
+          <w:b/>
+        </w:rPr>
+        <w:t>解决方案：</w:t>
+      </w:r>
+    </w:p>
+    <w:p>
+      <w:pPr>
+        <w:pStyle w:val="ListParagraph"/>
+        <w:ind w:leftChars="600" w:left="1260" w:firstLineChars="0" w:firstLine="0"/>
+      </w:pPr>
+      <w:r>
+        <w:rPr>
+          <w:rFonts w:hint="eastAsia"/>
+        </w:rPr>
+        <w:t>增加一种通透传值的方式，可以直接将</w:t>
+      </w:r>
+      <w:r>
+        <w:rPr>
+          <w:rFonts w:hint="eastAsia"/>
+        </w:rPr>
+        <w:t>sptResultVal</w:t>
+      </w:r>
+      <w:r>
+        <w:rPr>
+          <w:rFonts w:hint="eastAsia"/>
+        </w:rPr>
+        <w:t>类型的值设为返回值</w:t>
+      </w:r>
+      <w:r>
+        <w:rPr>
+          <w:rFonts w:hint="eastAsia"/>
+        </w:rPr>
+        <w:t>向上层返回</w:t>
+      </w:r>
+      <w:r>
+        <w:rPr>
+          <w:rFonts w:hint="eastAsia"/>
+        </w:rPr>
+        <w:t>，用户无需关心内部实际值类型。</w:t>
       </w:r>
     </w:p>
     <w:p>
@@ -2431,7 +3409,7 @@
           <v:shape id="_x0000_i1025" type="#_x0000_t75" style="width:205.45pt;height:351.3pt" o:ole="">
             <v:imagedata r:id="rId8" o:title=""/>
           </v:shape>
-          <o:OLEObject Type="Embed" ProgID="Visio.Drawing.11" ShapeID="_x0000_i1025" DrawAspect="Content" ObjectID="_1560596064" r:id="rId9"/>
+          <o:OLEObject Type="Embed" ProgID="Visio.Drawing.11" ShapeID="_x0000_i1025" DrawAspect="Content" ObjectID="_1562083016" r:id="rId9"/>
         </w:object>
       </w:r>
     </w:p>
@@ -2443,9 +3421,6 @@
     <w:p>
       <w:pPr>
         <w:jc w:val="center"/>
-        <w:rPr>
-          <w:rFonts w:hint="eastAsia"/>
-        </w:rPr>
       </w:pPr>
     </w:p>
     <w:p>
@@ -2467,7 +3442,6 @@
         <w:rPr>
           <w:rFonts w:hint="eastAsia"/>
         </w:rPr>
-        <w:lastRenderedPageBreak/>
         <w:t>importOnce</w:t>
       </w:r>
       <w:r>
@@ -2488,7 +3462,7 @@
           <v:shape id="_x0000_i1026" type="#_x0000_t75" style="width:234pt;height:361.25pt" o:ole="">
             <v:imagedata r:id="rId10" o:title=""/>
           </v:shape>
-          <o:OLEObject Type="Embed" ProgID="Visio.Drawing.11" ShapeID="_x0000_i1026" DrawAspect="Content" ObjectID="_1560596065" r:id="rId11"/>
+          <o:OLEObject Type="Embed" ProgID="Visio.Drawing.11" ShapeID="_x0000_i1026" DrawAspect="Content" ObjectID="_1562083017" r:id="rId11"/>
         </w:object>
       </w:r>
     </w:p>
@@ -4327,6 +5301,173 @@
           </w:p>
         </w:tc>
       </w:tr>
+      <w:tr>
+        <w:tc>
+          <w:tcPr>
+            <w:tcW w:w="2527" w:type="dxa"/>
+          </w:tcPr>
+          <w:p>
+            <w:pPr>
+              <w:ind w:left="0"/>
+              <w:rPr>
+                <w:rFonts w:hint="eastAsia"/>
+              </w:rPr>
+            </w:pPr>
+            <w:r>
+              <w:rPr>
+                <w:rFonts w:hint="eastAsia"/>
+              </w:rPr>
+              <w:t>Story.js.import.001.007</w:t>
+            </w:r>
+          </w:p>
+        </w:tc>
+        <w:tc>
+          <w:tcPr>
+            <w:tcW w:w="1511" w:type="dxa"/>
+          </w:tcPr>
+          <w:p>
+            <w:pPr>
+              <w:ind w:left="0"/>
+              <w:rPr>
+                <w:rFonts w:hint="eastAsia"/>
+              </w:rPr>
+            </w:pPr>
+            <w:r>
+              <w:rPr>
+                <w:rFonts w:hint="eastAsia"/>
+              </w:rPr>
+              <w:t>i</w:t>
+            </w:r>
+            <w:r>
+              <w:rPr>
+                <w:rFonts w:hint="eastAsia"/>
+              </w:rPr>
+              <w:t>mport</w:t>
+            </w:r>
+            <w:r>
+              <w:rPr>
+                <w:rFonts w:hint="eastAsia"/>
+              </w:rPr>
+              <w:t>与</w:t>
+            </w:r>
+            <w:r>
+              <w:rPr>
+                <w:rFonts w:hint="eastAsia"/>
+              </w:rPr>
+              <w:t>imporOnce</w:t>
+            </w:r>
+            <w:r>
+              <w:rPr>
+                <w:rFonts w:hint="eastAsia"/>
+              </w:rPr>
+              <w:t>混用测试</w:t>
+            </w:r>
+          </w:p>
+        </w:tc>
+        <w:tc>
+          <w:tcPr>
+            <w:tcW w:w="2376" w:type="dxa"/>
+          </w:tcPr>
+          <w:p>
+            <w:pPr>
+              <w:ind w:left="0"/>
+            </w:pPr>
+            <w:r>
+              <w:rPr>
+                <w:rFonts w:hint="eastAsia"/>
+              </w:rPr>
+              <w:t>1</w:t>
+            </w:r>
+            <w:r>
+              <w:rPr>
+                <w:rFonts w:hint="eastAsia"/>
+              </w:rPr>
+              <w:t>、</w:t>
+            </w:r>
+            <w:r>
+              <w:rPr>
+                <w:rFonts w:hint="eastAsia"/>
+              </w:rPr>
+              <w:t>import</w:t>
+            </w:r>
+            <w:r>
+              <w:rPr>
+                <w:rFonts w:hint="eastAsia"/>
+              </w:rPr>
+              <w:t>特定文件后再次</w:t>
+            </w:r>
+            <w:r>
+              <w:rPr>
+                <w:rFonts w:hint="eastAsia"/>
+              </w:rPr>
+              <w:t>importOnce</w:t>
+            </w:r>
+            <w:r>
+              <w:rPr>
+                <w:rFonts w:hint="eastAsia"/>
+              </w:rPr>
+              <w:t>该文件。</w:t>
+            </w:r>
+          </w:p>
+          <w:p>
+            <w:pPr>
+              <w:ind w:left="0"/>
+              <w:rPr>
+                <w:rFonts w:hint="eastAsia"/>
+              </w:rPr>
+            </w:pPr>
+            <w:r>
+              <w:rPr>
+                <w:rFonts w:hint="eastAsia"/>
+              </w:rPr>
+              <w:t>2</w:t>
+            </w:r>
+            <w:r>
+              <w:rPr>
+                <w:rFonts w:hint="eastAsia"/>
+              </w:rPr>
+              <w:t>、检查</w:t>
+            </w:r>
+            <w:r>
+              <w:rPr>
+                <w:rFonts w:hint="eastAsia"/>
+              </w:rPr>
+              <w:t>执行结果</w:t>
+            </w:r>
+            <w:r>
+              <w:rPr>
+                <w:rFonts w:hint="eastAsia"/>
+              </w:rPr>
+              <w:t>。</w:t>
+            </w:r>
+          </w:p>
+        </w:tc>
+        <w:tc>
+          <w:tcPr>
+            <w:tcW w:w="1751" w:type="dxa"/>
+          </w:tcPr>
+          <w:p>
+            <w:pPr>
+              <w:ind w:left="0"/>
+              <w:rPr>
+                <w:rFonts w:hint="eastAsia"/>
+              </w:rPr>
+            </w:pPr>
+            <w:r>
+              <w:rPr>
+                <w:rFonts w:hint="eastAsia"/>
+              </w:rPr>
+              <w:t>该文件只被执行一次</w:t>
+            </w:r>
+            <w:r>
+              <w:rPr>
+                <w:rFonts w:hint="eastAsia"/>
+              </w:rPr>
+              <w:t>。</w:t>
+            </w:r>
+          </w:p>
+        </w:tc>
+      </w:tr>
     </w:tbl>
     <w:p/>
     <w:p>
@@ -4530,6 +5671,7 @@
               <w:rPr>
                 <w:rFonts w:hint="eastAsia"/>
               </w:rPr>
+              <w:lastRenderedPageBreak/>
               <w:t>Story</w:t>
             </w:r>
             <w:r>
@@ -4650,7 +5792,6 @@
               <w:rPr>
                 <w:rFonts w:hint="eastAsia"/>
               </w:rPr>
-              <w:lastRenderedPageBreak/>
               <w:t>接口和设计是否通过评审</w:t>
             </w:r>
           </w:p>
@@ -5164,6 +6305,119 @@
     </w:lvl>
   </w:abstractNum>
   <w:abstractNum w:abstractNumId="3">
+    <w:nsid w:val="1FEC5267"/>
+    <w:multiLevelType w:val="hybridMultilevel"/>
+    <w:tmpl w:val="028ACFCE"/>
+    <w:lvl w:ilvl="0" w:tplc="04090001">
+      <w:start w:val="1"/>
+      <w:numFmt w:val="bullet"/>
+      <w:lvlText w:val=""/>
+      <w:lvlJc w:val="left"/>
+      <w:pPr>
+        <w:ind w:left="1260" w:hanging="420"/>
+      </w:pPr>
+      <w:rPr>
+        <w:rFonts w:ascii="Wingdings" w:hAnsi="Wingdings" w:hint="default"/>
+      </w:rPr>
+    </w:lvl>
+    <w:lvl w:ilvl="1" w:tplc="04090003">
+      <w:start w:val="1"/>
+      <w:numFmt w:val="bullet"/>
+      <w:lvlText w:val=""/>
+      <w:lvlJc w:val="left"/>
+      <w:pPr>
+        <w:ind w:left="1680" w:hanging="420"/>
+      </w:pPr>
+      <w:rPr>
+        <w:rFonts w:ascii="Wingdings" w:hAnsi="Wingdings" w:hint="default"/>
+      </w:rPr>
+    </w:lvl>
+    <w:lvl w:ilvl="2" w:tplc="04090005" w:tentative="1">
+      <w:start w:val="1"/>
+      <w:numFmt w:val="bullet"/>
+      <w:lvlText w:val=""/>
+      <w:lvlJc w:val="left"/>
+      <w:pPr>
+        <w:ind w:left="2100" w:hanging="420"/>
+      </w:pPr>
+      <w:rPr>
+        <w:rFonts w:ascii="Wingdings" w:hAnsi="Wingdings" w:hint="default"/>
+      </w:rPr>
+    </w:lvl>
+    <w:lvl w:ilvl="3" w:tplc="04090001" w:tentative="1">
+      <w:start w:val="1"/>
+      <w:numFmt w:val="bullet"/>
+      <w:lvlText w:val=""/>
+      <w:lvlJc w:val="left"/>
+      <w:pPr>
+        <w:ind w:left="2520" w:hanging="420"/>
+      </w:pPr>
+      <w:rPr>
+        <w:rFonts w:ascii="Wingdings" w:hAnsi="Wingdings" w:hint="default"/>
+      </w:rPr>
+    </w:lvl>
+    <w:lvl w:ilvl="4" w:tplc="04090003" w:tentative="1">
+      <w:start w:val="1"/>
+      <w:numFmt w:val="bullet"/>
+      <w:lvlText w:val=""/>
+      <w:lvlJc w:val="left"/>
+      <w:pPr>
+        <w:ind w:left="2940" w:hanging="420"/>
+      </w:pPr>
+      <w:rPr>
+        <w:rFonts w:ascii="Wingdings" w:hAnsi="Wingdings" w:hint="default"/>
+      </w:rPr>
+    </w:lvl>
+    <w:lvl w:ilvl="5" w:tplc="04090005" w:tentative="1">
+      <w:start w:val="1"/>
+      <w:numFmt w:val="bullet"/>
+      <w:lvlText w:val=""/>
+      <w:lvlJc w:val="left"/>
+      <w:pPr>
+        <w:ind w:left="3360" w:hanging="420"/>
+      </w:pPr>
+      <w:rPr>
+        <w:rFonts w:ascii="Wingdings" w:hAnsi="Wingdings" w:hint="default"/>
+      </w:rPr>
+    </w:lvl>
+    <w:lvl w:ilvl="6" w:tplc="04090001" w:tentative="1">
+      <w:start w:val="1"/>
+      <w:numFmt w:val="bullet"/>
+      <w:lvlText w:val=""/>
+      <w:lvlJc w:val="left"/>
+      <w:pPr>
+        <w:ind w:left="3780" w:hanging="420"/>
+      </w:pPr>
+      <w:rPr>
+        <w:rFonts w:ascii="Wingdings" w:hAnsi="Wingdings" w:hint="default"/>
+      </w:rPr>
+    </w:lvl>
+    <w:lvl w:ilvl="7" w:tplc="04090003" w:tentative="1">
+      <w:start w:val="1"/>
+      <w:numFmt w:val="bullet"/>
+      <w:lvlText w:val=""/>
+      <w:lvlJc w:val="left"/>
+      <w:pPr>
+        <w:ind w:left="4200" w:hanging="420"/>
+      </w:pPr>
+      <w:rPr>
+        <w:rFonts w:ascii="Wingdings" w:hAnsi="Wingdings" w:hint="default"/>
+      </w:rPr>
+    </w:lvl>
+    <w:lvl w:ilvl="8" w:tplc="04090005" w:tentative="1">
+      <w:start w:val="1"/>
+      <w:numFmt w:val="bullet"/>
+      <w:lvlText w:val=""/>
+      <w:lvlJc w:val="left"/>
+      <w:pPr>
+        <w:ind w:left="4620" w:hanging="420"/>
+      </w:pPr>
+      <w:rPr>
+        <w:rFonts w:ascii="Wingdings" w:hAnsi="Wingdings" w:hint="default"/>
+      </w:rPr>
+    </w:lvl>
+  </w:abstractNum>
+  <w:abstractNum w:abstractNumId="4">
     <w:nsid w:val="22501AA3"/>
     <w:multiLevelType w:val="hybridMultilevel"/>
     <w:tmpl w:val="1B2A9E7A"/>
@@ -5250,7 +6504,7 @@
       </w:pPr>
     </w:lvl>
   </w:abstractNum>
-  <w:abstractNum w:abstractNumId="4">
+  <w:abstractNum w:abstractNumId="5">
     <w:nsid w:val="23EC5C36"/>
     <w:multiLevelType w:val="hybridMultilevel"/>
     <w:tmpl w:val="3338448C"/>
@@ -5339,7 +6593,7 @@
       </w:pPr>
     </w:lvl>
   </w:abstractNum>
-  <w:abstractNum w:abstractNumId="5">
+  <w:abstractNum w:abstractNumId="6">
     <w:nsid w:val="25962E4E"/>
     <w:multiLevelType w:val="hybridMultilevel"/>
     <w:tmpl w:val="3A40327A"/>
@@ -5452,7 +6706,120 @@
       </w:rPr>
     </w:lvl>
   </w:abstractNum>
-  <w:abstractNum w:abstractNumId="6">
+  <w:abstractNum w:abstractNumId="7">
+    <w:nsid w:val="27191446"/>
+    <w:multiLevelType w:val="hybridMultilevel"/>
+    <w:tmpl w:val="F9A60F26"/>
+    <w:lvl w:ilvl="0" w:tplc="0409000B">
+      <w:start w:val="1"/>
+      <w:numFmt w:val="bullet"/>
+      <w:lvlText w:val=""/>
+      <w:lvlJc w:val="left"/>
+      <w:pPr>
+        <w:ind w:left="840" w:hanging="420"/>
+      </w:pPr>
+      <w:rPr>
+        <w:rFonts w:ascii="Wingdings" w:hAnsi="Wingdings" w:hint="default"/>
+      </w:rPr>
+    </w:lvl>
+    <w:lvl w:ilvl="1" w:tplc="04090003">
+      <w:start w:val="1"/>
+      <w:numFmt w:val="bullet"/>
+      <w:lvlText w:val=""/>
+      <w:lvlJc w:val="left"/>
+      <w:pPr>
+        <w:ind w:left="1260" w:hanging="420"/>
+      </w:pPr>
+      <w:rPr>
+        <w:rFonts w:ascii="Wingdings" w:hAnsi="Wingdings" w:hint="default"/>
+      </w:rPr>
+    </w:lvl>
+    <w:lvl w:ilvl="2" w:tplc="04090005" w:tentative="1">
+      <w:start w:val="1"/>
+      <w:numFmt w:val="bullet"/>
+      <w:lvlText w:val=""/>
+      <w:lvlJc w:val="left"/>
+      <w:pPr>
+        <w:ind w:left="1680" w:hanging="420"/>
+      </w:pPr>
+      <w:rPr>
+        <w:rFonts w:ascii="Wingdings" w:hAnsi="Wingdings" w:hint="default"/>
+      </w:rPr>
+    </w:lvl>
+    <w:lvl w:ilvl="3" w:tplc="04090001" w:tentative="1">
+      <w:start w:val="1"/>
+      <w:numFmt w:val="bullet"/>
+      <w:lvlText w:val=""/>
+      <w:lvlJc w:val="left"/>
+      <w:pPr>
+        <w:ind w:left="2100" w:hanging="420"/>
+      </w:pPr>
+      <w:rPr>
+        <w:rFonts w:ascii="Wingdings" w:hAnsi="Wingdings" w:hint="default"/>
+      </w:rPr>
+    </w:lvl>
+    <w:lvl w:ilvl="4" w:tplc="04090003" w:tentative="1">
+      <w:start w:val="1"/>
+      <w:numFmt w:val="bullet"/>
+      <w:lvlText w:val=""/>
+      <w:lvlJc w:val="left"/>
+      <w:pPr>
+        <w:ind w:left="2520" w:hanging="420"/>
+      </w:pPr>
+      <w:rPr>
+        <w:rFonts w:ascii="Wingdings" w:hAnsi="Wingdings" w:hint="default"/>
+      </w:rPr>
+    </w:lvl>
+    <w:lvl w:ilvl="5" w:tplc="04090005" w:tentative="1">
+      <w:start w:val="1"/>
+      <w:numFmt w:val="bullet"/>
+      <w:lvlText w:val=""/>
+      <w:lvlJc w:val="left"/>
+      <w:pPr>
+        <w:ind w:left="2940" w:hanging="420"/>
+      </w:pPr>
+      <w:rPr>
+        <w:rFonts w:ascii="Wingdings" w:hAnsi="Wingdings" w:hint="default"/>
+      </w:rPr>
+    </w:lvl>
+    <w:lvl w:ilvl="6" w:tplc="04090001" w:tentative="1">
+      <w:start w:val="1"/>
+      <w:numFmt w:val="bullet"/>
+      <w:lvlText w:val=""/>
+      <w:lvlJc w:val="left"/>
+      <w:pPr>
+        <w:ind w:left="3360" w:hanging="420"/>
+      </w:pPr>
+      <w:rPr>
+        <w:rFonts w:ascii="Wingdings" w:hAnsi="Wingdings" w:hint="default"/>
+      </w:rPr>
+    </w:lvl>
+    <w:lvl w:ilvl="7" w:tplc="04090003" w:tentative="1">
+      <w:start w:val="1"/>
+      <w:numFmt w:val="bullet"/>
+      <w:lvlText w:val=""/>
+      <w:lvlJc w:val="left"/>
+      <w:pPr>
+        <w:ind w:left="3780" w:hanging="420"/>
+      </w:pPr>
+      <w:rPr>
+        <w:rFonts w:ascii="Wingdings" w:hAnsi="Wingdings" w:hint="default"/>
+      </w:rPr>
+    </w:lvl>
+    <w:lvl w:ilvl="8" w:tplc="04090005" w:tentative="1">
+      <w:start w:val="1"/>
+      <w:numFmt w:val="bullet"/>
+      <w:lvlText w:val=""/>
+      <w:lvlJc w:val="left"/>
+      <w:pPr>
+        <w:ind w:left="4200" w:hanging="420"/>
+      </w:pPr>
+      <w:rPr>
+        <w:rFonts w:ascii="Wingdings" w:hAnsi="Wingdings" w:hint="default"/>
+      </w:rPr>
+    </w:lvl>
+  </w:abstractNum>
+  <w:abstractNum w:abstractNumId="8">
     <w:nsid w:val="2CA44381"/>
     <w:multiLevelType w:val="hybridMultilevel"/>
     <w:tmpl w:val="D6BA4A8C"/>
@@ -5538,7 +6905,7 @@
       </w:pPr>
     </w:lvl>
   </w:abstractNum>
-  <w:abstractNum w:abstractNumId="7">
+  <w:abstractNum w:abstractNumId="9">
     <w:nsid w:val="31CF0280"/>
     <w:multiLevelType w:val="hybridMultilevel"/>
     <w:tmpl w:val="0EA4F79E"/>
@@ -5628,7 +6995,7 @@
       </w:pPr>
     </w:lvl>
   </w:abstractNum>
-  <w:abstractNum w:abstractNumId="8">
+  <w:abstractNum w:abstractNumId="10">
     <w:nsid w:val="48EE204D"/>
     <w:multiLevelType w:val="hybridMultilevel"/>
     <w:tmpl w:val="BBE4ADF0"/>
@@ -5741,7 +7108,7 @@
       </w:rPr>
     </w:lvl>
   </w:abstractNum>
-  <w:abstractNum w:abstractNumId="9">
+  <w:abstractNum w:abstractNumId="11">
     <w:nsid w:val="4BA96707"/>
     <w:multiLevelType w:val="hybridMultilevel"/>
     <w:tmpl w:val="EA10231E"/>
@@ -5854,7 +7221,120 @@
       </w:rPr>
     </w:lvl>
   </w:abstractNum>
-  <w:abstractNum w:abstractNumId="10">
+  <w:abstractNum w:abstractNumId="12">
+    <w:nsid w:val="51F277A4"/>
+    <w:multiLevelType w:val="hybridMultilevel"/>
+    <w:tmpl w:val="C7CEDA10"/>
+    <w:lvl w:ilvl="0" w:tplc="0409000B">
+      <w:start w:val="1"/>
+      <w:numFmt w:val="bullet"/>
+      <w:lvlText w:val=""/>
+      <w:lvlJc w:val="left"/>
+      <w:pPr>
+        <w:ind w:left="840" w:hanging="420"/>
+      </w:pPr>
+      <w:rPr>
+        <w:rFonts w:ascii="Wingdings" w:hAnsi="Wingdings" w:hint="default"/>
+      </w:rPr>
+    </w:lvl>
+    <w:lvl w:ilvl="1" w:tplc="04090001">
+      <w:start w:val="1"/>
+      <w:numFmt w:val="bullet"/>
+      <w:lvlText w:val=""/>
+      <w:lvlJc w:val="left"/>
+      <w:pPr>
+        <w:ind w:left="1260" w:hanging="420"/>
+      </w:pPr>
+      <w:rPr>
+        <w:rFonts w:ascii="Wingdings" w:hAnsi="Wingdings" w:hint="default"/>
+      </w:rPr>
+    </w:lvl>
+    <w:lvl w:ilvl="2" w:tplc="04090005" w:tentative="1">
+      <w:start w:val="1"/>
+      <w:numFmt w:val="bullet"/>
+      <w:lvlText w:val=""/>
+      <w:lvlJc w:val="left"/>
+      <w:pPr>
+        <w:ind w:left="1680" w:hanging="420"/>
+      </w:pPr>
+      <w:rPr>
+        <w:rFonts w:ascii="Wingdings" w:hAnsi="Wingdings" w:hint="default"/>
+      </w:rPr>
+    </w:lvl>
+    <w:lvl w:ilvl="3" w:tplc="04090001" w:tentative="1">
+      <w:start w:val="1"/>
+      <w:numFmt w:val="bullet"/>
+      <w:lvlText w:val=""/>
+      <w:lvlJc w:val="left"/>
+      <w:pPr>
+        <w:ind w:left="2100" w:hanging="420"/>
+      </w:pPr>
+      <w:rPr>
+        <w:rFonts w:ascii="Wingdings" w:hAnsi="Wingdings" w:hint="default"/>
+      </w:rPr>
+    </w:lvl>
+    <w:lvl w:ilvl="4" w:tplc="04090003" w:tentative="1">
+      <w:start w:val="1"/>
+      <w:numFmt w:val="bullet"/>
+      <w:lvlText w:val=""/>
+      <w:lvlJc w:val="left"/>
+      <w:pPr>
+        <w:ind w:left="2520" w:hanging="420"/>
+      </w:pPr>
+      <w:rPr>
+        <w:rFonts w:ascii="Wingdings" w:hAnsi="Wingdings" w:hint="default"/>
+      </w:rPr>
+    </w:lvl>
+    <w:lvl w:ilvl="5" w:tplc="04090005" w:tentative="1">
+      <w:start w:val="1"/>
+      <w:numFmt w:val="bullet"/>
+      <w:lvlText w:val=""/>
+      <w:lvlJc w:val="left"/>
+      <w:pPr>
+        <w:ind w:left="2940" w:hanging="420"/>
+      </w:pPr>
+      <w:rPr>
+        <w:rFonts w:ascii="Wingdings" w:hAnsi="Wingdings" w:hint="default"/>
+      </w:rPr>
+    </w:lvl>
+    <w:lvl w:ilvl="6" w:tplc="04090001" w:tentative="1">
+      <w:start w:val="1"/>
+      <w:numFmt w:val="bullet"/>
+      <w:lvlText w:val=""/>
+      <w:lvlJc w:val="left"/>
+      <w:pPr>
+        <w:ind w:left="3360" w:hanging="420"/>
+      </w:pPr>
+      <w:rPr>
+        <w:rFonts w:ascii="Wingdings" w:hAnsi="Wingdings" w:hint="default"/>
+      </w:rPr>
+    </w:lvl>
+    <w:lvl w:ilvl="7" w:tplc="04090003" w:tentative="1">
+      <w:start w:val="1"/>
+      <w:numFmt w:val="bullet"/>
+      <w:lvlText w:val=""/>
+      <w:lvlJc w:val="left"/>
+      <w:pPr>
+        <w:ind w:left="3780" w:hanging="420"/>
+      </w:pPr>
+      <w:rPr>
+        <w:rFonts w:ascii="Wingdings" w:hAnsi="Wingdings" w:hint="default"/>
+      </w:rPr>
+    </w:lvl>
+    <w:lvl w:ilvl="8" w:tplc="04090005" w:tentative="1">
+      <w:start w:val="1"/>
+      <w:numFmt w:val="bullet"/>
+      <w:lvlText w:val=""/>
+      <w:lvlJc w:val="left"/>
+      <w:pPr>
+        <w:ind w:left="4200" w:hanging="420"/>
+      </w:pPr>
+      <w:rPr>
+        <w:rFonts w:ascii="Wingdings" w:hAnsi="Wingdings" w:hint="default"/>
+      </w:rPr>
+    </w:lvl>
+  </w:abstractNum>
+  <w:abstractNum w:abstractNumId="13">
     <w:nsid w:val="589E00D2"/>
     <w:multiLevelType w:val="hybridMultilevel"/>
     <w:tmpl w:val="4162CB4E"/>
@@ -5941,7 +7421,93 @@
       </w:pPr>
     </w:lvl>
   </w:abstractNum>
-  <w:abstractNum w:abstractNumId="11">
+  <w:abstractNum w:abstractNumId="14">
+    <w:nsid w:val="59165BE5"/>
+    <w:multiLevelType w:val="hybridMultilevel"/>
+    <w:tmpl w:val="3872D28E"/>
+    <w:lvl w:ilvl="0" w:tplc="0409000F">
+      <w:start w:val="1"/>
+      <w:numFmt w:val="decimal"/>
+      <w:lvlText w:val="%1."/>
+      <w:lvlJc w:val="left"/>
+      <w:pPr>
+        <w:ind w:left="1260" w:hanging="420"/>
+      </w:pPr>
+    </w:lvl>
+    <w:lvl w:ilvl="1" w:tplc="04090019" w:tentative="1">
+      <w:start w:val="1"/>
+      <w:numFmt w:val="lowerLetter"/>
+      <w:lvlText w:val="%2)"/>
+      <w:lvlJc w:val="left"/>
+      <w:pPr>
+        <w:ind w:left="1680" w:hanging="420"/>
+      </w:pPr>
+    </w:lvl>
+    <w:lvl w:ilvl="2" w:tplc="0409001B" w:tentative="1">
+      <w:start w:val="1"/>
+      <w:numFmt w:val="lowerRoman"/>
+      <w:lvlText w:val="%3."/>
+      <w:lvlJc w:val="right"/>
+      <w:pPr>
+        <w:ind w:left="2100" w:hanging="420"/>
+      </w:pPr>
+    </w:lvl>
+    <w:lvl w:ilvl="3" w:tplc="0409000F" w:tentative="1">
+      <w:start w:val="1"/>
+      <w:numFmt w:val="decimal"/>
+      <w:lvlText w:val="%4."/>
+      <w:lvlJc w:val="left"/>
+      <w:pPr>
+        <w:ind w:left="2520" w:hanging="420"/>
+      </w:pPr>
+    </w:lvl>
+    <w:lvl w:ilvl="4" w:tplc="04090019" w:tentative="1">
+      <w:start w:val="1"/>
+      <w:numFmt w:val="lowerLetter"/>
+      <w:lvlText w:val="%5)"/>
+      <w:lvlJc w:val="left"/>
+      <w:pPr>
+        <w:ind w:left="2940" w:hanging="420"/>
+      </w:pPr>
+    </w:lvl>
+    <w:lvl w:ilvl="5" w:tplc="0409001B" w:tentative="1">
+      <w:start w:val="1"/>
+      <w:numFmt w:val="lowerRoman"/>
+      <w:lvlText w:val="%6."/>
+      <w:lvlJc w:val="right"/>
+      <w:pPr>
+        <w:ind w:left="3360" w:hanging="420"/>
+      </w:pPr>
+    </w:lvl>
+    <w:lvl w:ilvl="6" w:tplc="0409000F" w:tentative="1">
+      <w:start w:val="1"/>
+      <w:numFmt w:val="decimal"/>
+      <w:lvlText w:val="%7."/>
+      <w:lvlJc w:val="left"/>
+      <w:pPr>
+        <w:ind w:left="3780" w:hanging="420"/>
+      </w:pPr>
+    </w:lvl>
+    <w:lvl w:ilvl="7" w:tplc="04090019" w:tentative="1">
+      <w:start w:val="1"/>
+      <w:numFmt w:val="lowerLetter"/>
+      <w:lvlText w:val="%8)"/>
+      <w:lvlJc w:val="left"/>
+      <w:pPr>
+        <w:ind w:left="4200" w:hanging="420"/>
+      </w:pPr>
+    </w:lvl>
+    <w:lvl w:ilvl="8" w:tplc="0409001B" w:tentative="1">
+      <w:start w:val="1"/>
+      <w:numFmt w:val="lowerRoman"/>
+      <w:lvlText w:val="%9."/>
+      <w:lvlJc w:val="right"/>
+      <w:pPr>
+        <w:ind w:left="4620" w:hanging="420"/>
+      </w:pPr>
+    </w:lvl>
+  </w:abstractNum>
+  <w:abstractNum w:abstractNumId="15">
     <w:nsid w:val="5BE356E1"/>
     <w:multiLevelType w:val="hybridMultilevel"/>
     <w:tmpl w:val="5882E620"/>
@@ -6030,7 +7596,7 @@
       </w:pPr>
     </w:lvl>
   </w:abstractNum>
-  <w:abstractNum w:abstractNumId="12">
+  <w:abstractNum w:abstractNumId="16">
     <w:nsid w:val="67BA0F5A"/>
     <w:multiLevelType w:val="hybridMultilevel"/>
     <w:tmpl w:val="265CDAFA"/>
@@ -6143,7 +7709,7 @@
       </w:rPr>
     </w:lvl>
   </w:abstractNum>
-  <w:abstractNum w:abstractNumId="13">
+  <w:abstractNum w:abstractNumId="17">
     <w:nsid w:val="6F1121AD"/>
     <w:multiLevelType w:val="hybridMultilevel"/>
     <w:tmpl w:val="26BA2578"/>
@@ -6256,7 +7822,7 @@
       </w:rPr>
     </w:lvl>
   </w:abstractNum>
-  <w:abstractNum w:abstractNumId="14">
+  <w:abstractNum w:abstractNumId="18">
     <w:nsid w:val="79087B0F"/>
     <w:multiLevelType w:val="hybridMultilevel"/>
     <w:tmpl w:val="3A0E7C48"/>
@@ -6346,58 +7912,70 @@
     </w:lvl>
   </w:abstractNum>
   <w:num w:numId="1">
-    <w:abstractNumId w:val="3"/>
+    <w:abstractNumId w:val="4"/>
   </w:num>
   <w:num w:numId="2">
-    <w:abstractNumId w:val="10"/>
+    <w:abstractNumId w:val="13"/>
   </w:num>
   <w:num w:numId="3">
+    <w:abstractNumId w:val="5"/>
+  </w:num>
+  <w:num w:numId="4">
     <w:abstractNumId w:val="4"/>
   </w:num>
-  <w:num w:numId="4">
-    <w:abstractNumId w:val="3"/>
-  </w:num>
   <w:num w:numId="5">
-    <w:abstractNumId w:val="3"/>
+    <w:abstractNumId w:val="4"/>
   </w:num>
   <w:num w:numId="6">
-    <w:abstractNumId w:val="3"/>
+    <w:abstractNumId w:val="4"/>
   </w:num>
   <w:num w:numId="7">
-    <w:abstractNumId w:val="6"/>
+    <w:abstractNumId w:val="8"/>
   </w:num>
   <w:num w:numId="8">
-    <w:abstractNumId w:val="7"/>
+    <w:abstractNumId w:val="9"/>
   </w:num>
   <w:num w:numId="9">
     <w:abstractNumId w:val="0"/>
   </w:num>
   <w:num w:numId="10">
-    <w:abstractNumId w:val="9"/>
+    <w:abstractNumId w:val="11"/>
   </w:num>
   <w:num w:numId="11">
     <w:abstractNumId w:val="1"/>
   </w:num>
   <w:num w:numId="12">
-    <w:abstractNumId w:val="12"/>
+    <w:abstractNumId w:val="16"/>
   </w:num>
   <w:num w:numId="13">
-    <w:abstractNumId w:val="14"/>
+    <w:abstractNumId w:val="18"/>
   </w:num>
   <w:num w:numId="14">
     <w:abstractNumId w:val="2"/>
   </w:num>
   <w:num w:numId="15">
-    <w:abstractNumId w:val="8"/>
+    <w:abstractNumId w:val="10"/>
   </w:num>
   <w:num w:numId="16">
-    <w:abstractNumId w:val="5"/>
+    <w:abstractNumId w:val="6"/>
   </w:num>
   <w:num w:numId="17">
-    <w:abstractNumId w:val="11"/>
+    <w:abstractNumId w:val="15"/>
   </w:num>
   <w:num w:numId="18">
-    <w:abstractNumId w:val="13"/>
+    <w:abstractNumId w:val="17"/>
+  </w:num>
+  <w:num w:numId="19">
+    <w:abstractNumId w:val="12"/>
+  </w:num>
+  <w:num w:numId="20">
+    <w:abstractNumId w:val="3"/>
+  </w:num>
+  <w:num w:numId="21">
+    <w:abstractNumId w:val="7"/>
+  </w:num>
+  <w:num w:numId="22">
+    <w:abstractNumId w:val="14"/>
   </w:num>
 </w:numbering>
 </file>
@@ -7290,7 +8868,7 @@
 </file>
 
 <file path=customXml/itemProps1.xml><?xml version="1.0" encoding="utf-8"?>
-<ds:datastoreItem xmlns:ds="http://schemas.openxmlformats.org/officeDocument/2006/customXml" ds:itemID="{E2FE6E4E-EB83-4B50-ADBE-31DF77775D7B}">
+<ds:datastoreItem xmlns:ds="http://schemas.openxmlformats.org/officeDocument/2006/customXml" ds:itemID="{3EB11613-6629-433A-9CFF-EAE9C3107BD9}">
   <ds:schemaRefs>
     <ds:schemaRef ds:uri="http://schemas.openxmlformats.org/officeDocument/2006/bibliography"/>
   </ds:schemaRefs>

--- a/internal_doc/03.开发设计/JS对象增强和远程化-Sdb shell 支持文件执行功能.docx
+++ b/internal_doc/03.开发设计/JS对象增强和远程化-Sdb shell 支持文件执行功能.docx
@@ -954,9 +954,6 @@
     <w:p>
       <w:pPr>
         <w:pStyle w:val="Heading3"/>
-        <w:rPr>
-          <w:rFonts w:hint="eastAsia"/>
-        </w:rPr>
       </w:pPr>
       <w:r>
         <w:rPr>
@@ -1880,7 +1877,6 @@
         </w:numPr>
         <w:ind w:firstLineChars="0"/>
         <w:rPr>
-          <w:rFonts w:hint="eastAsia"/>
           <w:b/>
         </w:rPr>
       </w:pPr>
@@ -1998,13 +1994,190 @@
         <w:t>使用。</w:t>
       </w:r>
     </w:p>
+    <w:tbl>
+      <w:tblPr>
+        <w:tblStyle w:val="TableGrid"/>
+        <w:tblW w:w="0" w:type="auto"/>
+        <w:tblInd w:w="1260" w:type="dxa"/>
+        <w:tblLook w:val="04A0"/>
+      </w:tblPr>
+      <w:tblGrid>
+        <w:gridCol w:w="2855"/>
+        <w:gridCol w:w="1254"/>
+        <w:gridCol w:w="1922"/>
+        <w:gridCol w:w="1231"/>
+      </w:tblGrid>
+      <w:tr>
+        <w:tc>
+          <w:tcPr>
+            <w:tcW w:w="2855" w:type="dxa"/>
+          </w:tcPr>
+          <w:p>
+            <w:pPr>
+              <w:pStyle w:val="ListParagraph"/>
+              <w:ind w:left="0" w:firstLineChars="0" w:firstLine="0"/>
+              <w:rPr>
+                <w:b/>
+              </w:rPr>
+            </w:pPr>
+            <w:r>
+              <w:rPr>
+                <w:rFonts w:hint="eastAsia"/>
+                <w:b/>
+              </w:rPr>
+              <w:t>新增接口名</w:t>
+            </w:r>
+          </w:p>
+        </w:tc>
+        <w:tc>
+          <w:tcPr>
+            <w:tcW w:w="1254" w:type="dxa"/>
+          </w:tcPr>
+          <w:p>
+            <w:pPr>
+              <w:pStyle w:val="ListParagraph"/>
+              <w:ind w:left="0" w:firstLineChars="0" w:firstLine="0"/>
+              <w:rPr>
+                <w:b/>
+              </w:rPr>
+            </w:pPr>
+            <w:r>
+              <w:rPr>
+                <w:rFonts w:hint="eastAsia"/>
+                <w:b/>
+              </w:rPr>
+              <w:t>参数</w:t>
+            </w:r>
+          </w:p>
+        </w:tc>
+        <w:tc>
+          <w:tcPr>
+            <w:tcW w:w="1922" w:type="dxa"/>
+          </w:tcPr>
+          <w:p>
+            <w:pPr>
+              <w:pStyle w:val="ListParagraph"/>
+              <w:ind w:left="0" w:firstLineChars="0" w:firstLine="0"/>
+              <w:rPr>
+                <w:b/>
+              </w:rPr>
+            </w:pPr>
+            <w:r>
+              <w:rPr>
+                <w:rFonts w:hint="eastAsia"/>
+                <w:b/>
+              </w:rPr>
+              <w:t>返回值</w:t>
+            </w:r>
+          </w:p>
+        </w:tc>
+        <w:tc>
+          <w:tcPr>
+            <w:tcW w:w="1231" w:type="dxa"/>
+          </w:tcPr>
+          <w:p>
+            <w:pPr>
+              <w:pStyle w:val="ListParagraph"/>
+              <w:ind w:left="0" w:firstLineChars="0" w:firstLine="0"/>
+              <w:rPr>
+                <w:rFonts w:hint="eastAsia"/>
+                <w:b/>
+              </w:rPr>
+            </w:pPr>
+            <w:r>
+              <w:rPr>
+                <w:rFonts w:hint="eastAsia"/>
+                <w:b/>
+              </w:rPr>
+              <w:t>描述</w:t>
+            </w:r>
+          </w:p>
+        </w:tc>
+      </w:tr>
+      <w:tr>
+        <w:tc>
+          <w:tcPr>
+            <w:tcW w:w="2855" w:type="dxa"/>
+          </w:tcPr>
+          <w:p>
+            <w:pPr>
+              <w:pStyle w:val="ListParagraph"/>
+              <w:ind w:left="0" w:firstLineChars="0" w:firstLine="0"/>
+            </w:pPr>
+            <w:r>
+              <w:rPr>
+                <w:rFonts w:hint="eastAsia"/>
+              </w:rPr>
+              <w:t>sptArguments.getPrivateData()</w:t>
+            </w:r>
+          </w:p>
+        </w:tc>
+        <w:tc>
+          <w:tcPr>
+            <w:tcW w:w="1254" w:type="dxa"/>
+          </w:tcPr>
+          <w:p>
+            <w:pPr>
+              <w:pStyle w:val="ListParagraph"/>
+              <w:ind w:left="0" w:firstLineChars="0" w:firstLine="0"/>
+            </w:pPr>
+            <w:r>
+              <w:rPr>
+                <w:rFonts w:hint="eastAsia"/>
+              </w:rPr>
+              <w:t>无</w:t>
+            </w:r>
+          </w:p>
+        </w:tc>
+        <w:tc>
+          <w:tcPr>
+            <w:tcW w:w="1922" w:type="dxa"/>
+          </w:tcPr>
+          <w:p>
+            <w:pPr>
+              <w:pStyle w:val="ListParagraph"/>
+              <w:ind w:left="0" w:firstLineChars="0" w:firstLine="0"/>
+            </w:pPr>
+            <w:r>
+              <w:rPr>
+                <w:rFonts w:hint="eastAsia"/>
+              </w:rPr>
+              <w:t>sptPrivateData*</w:t>
+            </w:r>
+          </w:p>
+        </w:tc>
+        <w:tc>
+          <w:tcPr>
+            <w:tcW w:w="1231" w:type="dxa"/>
+          </w:tcPr>
+          <w:p>
+            <w:pPr>
+              <w:pStyle w:val="ListParagraph"/>
+              <w:ind w:left="0" w:firstLineChars="0" w:firstLine="0"/>
+              <w:rPr>
+                <w:rFonts w:hint="eastAsia"/>
+              </w:rPr>
+            </w:pPr>
+            <w:r>
+              <w:rPr>
+                <w:rFonts w:hint="eastAsia"/>
+              </w:rPr>
+              <w:t>获取私有数据</w:t>
+            </w:r>
+          </w:p>
+        </w:tc>
+      </w:tr>
+    </w:tbl>
     <w:p>
       <w:pPr>
         <w:pStyle w:val="ListParagraph"/>
         <w:ind w:left="1260" w:firstLineChars="0" w:firstLine="0"/>
-        <w:rPr>
-          <w:rFonts w:hint="eastAsia"/>
-        </w:rPr>
+      </w:pPr>
+    </w:p>
+    <w:p>
+      <w:pPr>
+        <w:pStyle w:val="ListParagraph"/>
+        <w:ind w:left="1260" w:firstLineChars="0" w:firstLine="0"/>
       </w:pPr>
     </w:p>
     <w:p>
@@ -2015,9 +2188,6 @@
           <w:numId w:val="19"/>
         </w:numPr>
         <w:ind w:firstLineChars="0"/>
-        <w:rPr>
-          <w:rFonts w:hint="eastAsia"/>
-        </w:rPr>
       </w:pPr>
       <w:r>
         <w:rPr>
@@ -2046,9 +2216,6 @@
           <w:numId w:val="19"/>
         </w:numPr>
         <w:ind w:firstLineChars="0"/>
-        <w:rPr>
-          <w:rFonts w:hint="eastAsia"/>
-        </w:rPr>
       </w:pPr>
       <w:r>
         <w:rPr>
@@ -2085,7 +2252,6 @@
         </w:numPr>
         <w:ind w:firstLineChars="0"/>
         <w:rPr>
-          <w:rFonts w:hint="eastAsia"/>
           <w:b/>
         </w:rPr>
       </w:pPr>
@@ -2204,9 +2370,6 @@
       <w:pPr>
         <w:pStyle w:val="ListParagraph"/>
         <w:ind w:left="1260" w:firstLineChars="0" w:firstLine="0"/>
-        <w:rPr>
-          <w:rFonts w:hint="eastAsia"/>
-        </w:rPr>
       </w:pPr>
     </w:p>
     <w:p>
@@ -2217,9 +2380,6 @@
           <w:numId w:val="19"/>
         </w:numPr>
         <w:ind w:firstLineChars="0"/>
-        <w:rPr>
-          <w:rFonts w:hint="eastAsia"/>
-        </w:rPr>
       </w:pPr>
       <w:r>
         <w:rPr>
@@ -2248,9 +2408,6 @@
           <w:numId w:val="20"/>
         </w:numPr>
         <w:ind w:firstLineChars="0"/>
-        <w:rPr>
-          <w:rFonts w:hint="eastAsia"/>
-        </w:rPr>
       </w:pPr>
       <w:r>
         <w:rPr>
@@ -2481,9 +2638,6 @@
       <w:pPr>
         <w:pStyle w:val="ListParagraph"/>
         <w:ind w:left="1260" w:firstLineChars="0" w:firstLine="0"/>
-        <w:rPr>
-          <w:rFonts w:hint="eastAsia"/>
-        </w:rPr>
       </w:pPr>
       <w:r>
         <w:rPr>
@@ -2561,7 +2715,6 @@
         </w:numPr>
         <w:ind w:firstLineChars="0"/>
         <w:rPr>
-          <w:rFonts w:hint="eastAsia"/>
           <w:b/>
         </w:rPr>
       </w:pPr>
@@ -2577,9 +2730,6 @@
       <w:pPr>
         <w:pStyle w:val="ListParagraph"/>
         <w:ind w:left="1260" w:firstLineChars="0" w:firstLine="0"/>
-        <w:rPr>
-          <w:rFonts w:hint="eastAsia"/>
-        </w:rPr>
       </w:pPr>
       <w:r>
         <w:rPr>
@@ -2903,18 +3053,12 @@
       <w:pPr>
         <w:pStyle w:val="ListParagraph"/>
         <w:ind w:left="1260" w:firstLineChars="0" w:firstLine="0"/>
-        <w:rPr>
-          <w:rFonts w:hint="eastAsia"/>
-        </w:rPr>
       </w:pPr>
     </w:p>
     <w:p>
       <w:pPr>
         <w:pStyle w:val="ListParagraph"/>
         <w:ind w:left="1260" w:firstLineChars="0" w:firstLine="0"/>
-        <w:rPr>
-          <w:rFonts w:hint="eastAsia"/>
-        </w:rPr>
       </w:pPr>
     </w:p>
     <w:p>
@@ -2925,14 +3069,12 @@
           <w:numId w:val="21"/>
         </w:numPr>
         <w:ind w:firstLineChars="0"/>
-        <w:rPr>
-          <w:rFonts w:hint="eastAsia"/>
-        </w:rPr>
-      </w:pPr>
-      <w:r>
-        <w:rPr>
-          <w:rFonts w:hint="eastAsia"/>
-        </w:rPr>
+      </w:pPr>
+      <w:r>
+        <w:rPr>
+          <w:rFonts w:hint="eastAsia"/>
+        </w:rPr>
+        <w:lastRenderedPageBreak/>
         <w:t>scope</w:t>
       </w:r>
       <w:r>
@@ -2968,9 +3110,6 @@
           <w:numId w:val="20"/>
         </w:numPr>
         <w:ind w:leftChars="400" w:firstLineChars="0"/>
-        <w:rPr>
-          <w:rFonts w:hint="eastAsia"/>
-        </w:rPr>
       </w:pPr>
       <w:r>
         <w:rPr>
@@ -2983,9 +3122,6 @@
     <w:p>
       <w:pPr>
         <w:ind w:leftChars="600" w:left="1260"/>
-        <w:rPr>
-          <w:rFonts w:hint="eastAsia"/>
-        </w:rPr>
       </w:pPr>
       <w:r>
         <w:rPr>
@@ -3068,15 +3204,11 @@
           <w:numId w:val="22"/>
         </w:numPr>
         <w:ind w:leftChars="600" w:left="1680" w:firstLineChars="0"/>
-        <w:rPr>
-          <w:rFonts w:hint="eastAsia"/>
-        </w:rPr>
-      </w:pPr>
-      <w:r>
-        <w:rPr>
-          <w:rFonts w:hint="eastAsia"/>
-        </w:rPr>
-        <w:lastRenderedPageBreak/>
+      </w:pPr>
+      <w:r>
+        <w:rPr>
+          <w:rFonts w:hint="eastAsia"/>
+        </w:rPr>
         <w:t>现有设置返回值需要知道设置值的具体类型，针对</w:t>
       </w:r>
       <w:r>
@@ -3130,9 +3262,6 @@
           <w:numId w:val="22"/>
         </w:numPr>
         <w:ind w:leftChars="600" w:left="1680" w:firstLineChars="0"/>
-        <w:rPr>
-          <w:rFonts w:hint="eastAsia"/>
-        </w:rPr>
       </w:pPr>
       <w:r>
         <w:rPr>
@@ -3294,7 +3423,6 @@
         </w:numPr>
         <w:ind w:firstLineChars="0"/>
         <w:rPr>
-          <w:rFonts w:hint="eastAsia"/>
           <w:b/>
         </w:rPr>
       </w:pPr>
@@ -3409,7 +3537,7 @@
           <v:shape id="_x0000_i1025" type="#_x0000_t75" style="width:205.45pt;height:351.3pt" o:ole="">
             <v:imagedata r:id="rId8" o:title=""/>
           </v:shape>
-          <o:OLEObject Type="Embed" ProgID="Visio.Drawing.11" ShapeID="_x0000_i1025" DrawAspect="Content" ObjectID="_1562083016" r:id="rId9"/>
+          <o:OLEObject Type="Embed" ProgID="Visio.Drawing.11" ShapeID="_x0000_i1025" DrawAspect="Content" ObjectID="_1562393298" r:id="rId9"/>
         </w:object>
       </w:r>
     </w:p>
@@ -3442,6 +3570,7 @@
         <w:rPr>
           <w:rFonts w:hint="eastAsia"/>
         </w:rPr>
+        <w:lastRenderedPageBreak/>
         <w:t>importOnce</w:t>
       </w:r>
       <w:r>
@@ -3462,7 +3591,7 @@
           <v:shape id="_x0000_i1026" type="#_x0000_t75" style="width:234pt;height:361.25pt" o:ole="">
             <v:imagedata r:id="rId10" o:title=""/>
           </v:shape>
-          <o:OLEObject Type="Embed" ProgID="Visio.Drawing.11" ShapeID="_x0000_i1026" DrawAspect="Content" ObjectID="_1562083017" r:id="rId11"/>
+          <o:OLEObject Type="Embed" ProgID="Visio.Drawing.11" ShapeID="_x0000_i1026" DrawAspect="Content" ObjectID="_1562393299" r:id="rId11"/>
         </w:object>
       </w:r>
     </w:p>
@@ -5309,9 +5438,6 @@
           <w:p>
             <w:pPr>
               <w:ind w:left="0"/>
-              <w:rPr>
-                <w:rFonts w:hint="eastAsia"/>
-              </w:rPr>
             </w:pPr>
             <w:r>
               <w:rPr>
@@ -5328,9 +5454,6 @@
           <w:p>
             <w:pPr>
               <w:ind w:left="0"/>
-              <w:rPr>
-                <w:rFonts w:hint="eastAsia"/>
-              </w:rPr>
             </w:pPr>
             <w:r>
               <w:rPr>
@@ -5412,9 +5535,6 @@
           <w:p>
             <w:pPr>
               <w:ind w:left="0"/>
-              <w:rPr>
-                <w:rFonts w:hint="eastAsia"/>
-              </w:rPr>
             </w:pPr>
             <w:r>
               <w:rPr>
@@ -5449,9 +5569,6 @@
           <w:p>
             <w:pPr>
               <w:ind w:left="0"/>
-              <w:rPr>
-                <w:rFonts w:hint="eastAsia"/>
-              </w:rPr>
             </w:pPr>
             <w:r>
               <w:rPr>

--- a/internal_doc/03.开发设计/JS对象增强和远程化-Sdb shell 支持文件执行功能.docx
+++ b/internal_doc/03.开发设计/JS对象增强和远程化-Sdb shell 支持文件执行功能.docx
@@ -1892,9 +1892,6 @@
       <w:pPr>
         <w:pStyle w:val="ListParagraph"/>
         <w:ind w:left="1260" w:firstLineChars="0" w:firstLine="0"/>
-        <w:rPr>
-          <w:rFonts w:hint="eastAsia"/>
-        </w:rPr>
       </w:pPr>
       <w:r>
         <w:rPr>
@@ -2080,7 +2077,6 @@
               <w:pStyle w:val="ListParagraph"/>
               <w:ind w:left="0" w:firstLineChars="0" w:firstLine="0"/>
               <w:rPr>
-                <w:rFonts w:hint="eastAsia"/>
                 <w:b/>
               </w:rPr>
             </w:pPr>
@@ -2154,9 +2150,6 @@
             <w:pPr>
               <w:pStyle w:val="ListParagraph"/>
               <w:ind w:left="0" w:firstLineChars="0" w:firstLine="0"/>
-              <w:rPr>
-                <w:rFonts w:hint="eastAsia"/>
-              </w:rPr>
             </w:pPr>
             <w:r>
               <w:rPr>
@@ -2377,695 +2370,6 @@
         <w:pStyle w:val="ListParagraph"/>
         <w:numPr>
           <w:ilvl w:val="0"/>
-          <w:numId w:val="19"/>
-        </w:numPr>
-        <w:ind w:firstLineChars="0"/>
-      </w:pPr>
-      <w:r>
-        <w:rPr>
-          <w:rFonts w:hint="eastAsia"/>
-        </w:rPr>
-        <w:t>新增的</w:t>
-      </w:r>
-      <w:r>
-        <w:rPr>
-          <w:rFonts w:hint="eastAsia"/>
-        </w:rPr>
-        <w:t>import</w:t>
-      </w:r>
-      <w:r>
-        <w:rPr>
-          <w:rFonts w:hint="eastAsia"/>
-        </w:rPr>
-        <w:t>在嵌套调用的情况下错误输出和返回值输出控制需求不一致</w:t>
-      </w:r>
-    </w:p>
-    <w:p>
-      <w:pPr>
-        <w:pStyle w:val="ListParagraph"/>
-        <w:numPr>
-          <w:ilvl w:val="0"/>
-          <w:numId w:val="20"/>
-        </w:numPr>
-        <w:ind w:firstLineChars="0"/>
-      </w:pPr>
-      <w:r>
-        <w:rPr>
-          <w:rFonts w:hint="eastAsia"/>
-          <w:b/>
-        </w:rPr>
-        <w:t>描述：</w:t>
-      </w:r>
-      <w:r>
-        <w:rPr>
-          <w:rFonts w:hint="eastAsia"/>
-        </w:rPr>
-        <w:t>目前</w:t>
-      </w:r>
-      <w:r>
-        <w:rPr>
-          <w:rFonts w:hint="eastAsia"/>
-        </w:rPr>
-        <w:t>sptSPScope eval</w:t>
-      </w:r>
-      <w:r>
-        <w:rPr>
-          <w:rFonts w:hint="eastAsia"/>
-        </w:rPr>
-        <w:t>控制输出的</w:t>
-      </w:r>
-      <w:r>
-        <w:rPr>
-          <w:rFonts w:hint="eastAsia"/>
-        </w:rPr>
-        <w:t>flag</w:t>
-      </w:r>
-      <w:r>
-        <w:rPr>
-          <w:rFonts w:hint="eastAsia"/>
-        </w:rPr>
-        <w:t>有两种</w:t>
-      </w:r>
-      <w:r>
-        <w:rPr>
-          <w:rFonts w:hint="eastAsia"/>
-        </w:rPr>
-        <w:t>:</w:t>
-      </w:r>
-      <w:r>
-        <w:t xml:space="preserve"> </w:t>
-      </w:r>
-    </w:p>
-    <w:tbl>
-      <w:tblPr>
-        <w:tblStyle w:val="TableGrid"/>
-        <w:tblW w:w="0" w:type="auto"/>
-        <w:tblInd w:w="1260" w:type="dxa"/>
-        <w:tblLook w:val="04A0"/>
-      </w:tblPr>
-      <w:tblGrid>
-        <w:gridCol w:w="2209"/>
-        <w:gridCol w:w="1818"/>
-        <w:gridCol w:w="1819"/>
-      </w:tblGrid>
-      <w:tr>
-        <w:tc>
-          <w:tcPr>
-            <w:tcW w:w="1843" w:type="dxa"/>
-          </w:tcPr>
-          <w:p>
-            <w:pPr>
-              <w:pStyle w:val="ListParagraph"/>
-              <w:ind w:left="0" w:firstLineChars="0" w:firstLine="0"/>
-              <w:rPr>
-                <w:b/>
-                <w:color w:val="000000" w:themeColor="text1"/>
-              </w:rPr>
-            </w:pPr>
-            <w:r>
-              <w:rPr>
-                <w:rFonts w:hint="eastAsia"/>
-                <w:b/>
-                <w:color w:val="000000" w:themeColor="text1"/>
-              </w:rPr>
-              <w:t>flag</w:t>
-            </w:r>
-          </w:p>
-        </w:tc>
-        <w:tc>
-          <w:tcPr>
-            <w:tcW w:w="1818" w:type="dxa"/>
-          </w:tcPr>
-          <w:p>
-            <w:pPr>
-              <w:pStyle w:val="ListParagraph"/>
-              <w:ind w:left="0" w:firstLineChars="0" w:firstLine="0"/>
-              <w:rPr>
-                <w:b/>
-                <w:color w:val="000000" w:themeColor="text1"/>
-              </w:rPr>
-            </w:pPr>
-            <w:r>
-              <w:rPr>
-                <w:rFonts w:hint="eastAsia"/>
-                <w:b/>
-                <w:color w:val="000000" w:themeColor="text1"/>
-              </w:rPr>
-              <w:t>含义</w:t>
-            </w:r>
-          </w:p>
-        </w:tc>
-        <w:tc>
-          <w:tcPr>
-            <w:tcW w:w="1819" w:type="dxa"/>
-          </w:tcPr>
-          <w:p>
-            <w:pPr>
-              <w:pStyle w:val="ListParagraph"/>
-              <w:ind w:left="0" w:firstLineChars="0" w:firstLine="0"/>
-              <w:rPr>
-                <w:b/>
-                <w:color w:val="000000" w:themeColor="text1"/>
-              </w:rPr>
-            </w:pPr>
-            <w:r>
-              <w:rPr>
-                <w:rFonts w:hint="eastAsia"/>
-                <w:b/>
-                <w:color w:val="000000" w:themeColor="text1"/>
-              </w:rPr>
-              <w:t>值</w:t>
-            </w:r>
-          </w:p>
-        </w:tc>
-      </w:tr>
-      <w:tr>
-        <w:tc>
-          <w:tcPr>
-            <w:tcW w:w="1843" w:type="dxa"/>
-          </w:tcPr>
-          <w:p>
-            <w:pPr>
-              <w:pStyle w:val="ListParagraph"/>
-              <w:ind w:left="0" w:firstLineChars="0" w:firstLine="0"/>
-            </w:pPr>
-            <w:r>
-              <w:t>SPT_EVAL_FLAG_NONE</w:t>
-            </w:r>
-          </w:p>
-        </w:tc>
-        <w:tc>
-          <w:tcPr>
-            <w:tcW w:w="1818" w:type="dxa"/>
-          </w:tcPr>
-          <w:p>
-            <w:pPr>
-              <w:pStyle w:val="ListParagraph"/>
-              <w:ind w:left="0" w:firstLineChars="0" w:firstLine="0"/>
-            </w:pPr>
-            <w:r>
-              <w:rPr>
-                <w:rFonts w:hint="eastAsia"/>
-              </w:rPr>
-              <w:t>不输出</w:t>
-            </w:r>
-          </w:p>
-        </w:tc>
-        <w:tc>
-          <w:tcPr>
-            <w:tcW w:w="1819" w:type="dxa"/>
-          </w:tcPr>
-          <w:p>
-            <w:pPr>
-              <w:pStyle w:val="ListParagraph"/>
-              <w:ind w:left="0" w:firstLineChars="0" w:firstLine="0"/>
-            </w:pPr>
-            <w:r>
-              <w:t>0</w:t>
-            </w:r>
-          </w:p>
-        </w:tc>
-      </w:tr>
-      <w:tr>
-        <w:tc>
-          <w:tcPr>
-            <w:tcW w:w="1843" w:type="dxa"/>
-          </w:tcPr>
-          <w:p>
-            <w:pPr>
-              <w:pStyle w:val="ListParagraph"/>
-              <w:ind w:left="0" w:firstLineChars="0" w:firstLine="0"/>
-            </w:pPr>
-            <w:r>
-              <w:t>SPT_EVAL_FLAG_PRINT</w:t>
-            </w:r>
-          </w:p>
-        </w:tc>
-        <w:tc>
-          <w:tcPr>
-            <w:tcW w:w="1818" w:type="dxa"/>
-          </w:tcPr>
-          <w:p>
-            <w:pPr>
-              <w:pStyle w:val="ListParagraph"/>
-              <w:ind w:left="0" w:firstLineChars="0" w:firstLine="0"/>
-            </w:pPr>
-            <w:r>
-              <w:rPr>
-                <w:rFonts w:hint="eastAsia"/>
-              </w:rPr>
-              <w:t>输出错误信息和返回结果</w:t>
-            </w:r>
-          </w:p>
-        </w:tc>
-        <w:tc>
-          <w:tcPr>
-            <w:tcW w:w="1819" w:type="dxa"/>
-          </w:tcPr>
-          <w:p>
-            <w:pPr>
-              <w:pStyle w:val="ListParagraph"/>
-              <w:ind w:left="0" w:firstLineChars="0" w:firstLine="0"/>
-            </w:pPr>
-            <w:r>
-              <w:t>0x00000001</w:t>
-            </w:r>
-          </w:p>
-        </w:tc>
-      </w:tr>
-    </w:tbl>
-    <w:p>
-      <w:pPr>
-        <w:pStyle w:val="ListParagraph"/>
-        <w:ind w:left="1260" w:firstLineChars="0" w:firstLine="0"/>
-      </w:pPr>
-      <w:r>
-        <w:rPr>
-          <w:rFonts w:hint="eastAsia"/>
-        </w:rPr>
-        <w:t>在</w:t>
-      </w:r>
-      <w:r>
-        <w:rPr>
-          <w:rFonts w:hint="eastAsia"/>
-        </w:rPr>
-        <w:t>import</w:t>
-      </w:r>
-      <w:r>
-        <w:rPr>
-          <w:rFonts w:hint="eastAsia"/>
-        </w:rPr>
-        <w:t>的场景下，可能在</w:t>
-      </w:r>
-      <w:r>
-        <w:rPr>
-          <w:rFonts w:hint="eastAsia"/>
-        </w:rPr>
-        <w:t>import</w:t>
-      </w:r>
-      <w:r>
-        <w:rPr>
-          <w:rFonts w:hint="eastAsia"/>
-        </w:rPr>
-        <w:t>内部会进行</w:t>
-      </w:r>
-      <w:r>
-        <w:rPr>
-          <w:rFonts w:hint="eastAsia"/>
-        </w:rPr>
-        <w:t>import</w:t>
-      </w:r>
-      <w:r>
-        <w:rPr>
-          <w:rFonts w:hint="eastAsia"/>
-        </w:rPr>
-        <w:t>，此时</w:t>
-      </w:r>
-      <w:r>
-        <w:rPr>
-          <w:rFonts w:hint="eastAsia"/>
-        </w:rPr>
-        <w:t>eval</w:t>
-      </w:r>
-      <w:r>
-        <w:rPr>
-          <w:rFonts w:hint="eastAsia"/>
-        </w:rPr>
-        <w:t>返回值</w:t>
-      </w:r>
-      <w:r>
-        <w:rPr>
-          <w:rFonts w:hint="eastAsia"/>
-        </w:rPr>
-        <w:t>rval</w:t>
-      </w:r>
-      <w:r>
-        <w:rPr>
-          <w:rFonts w:hint="eastAsia"/>
-        </w:rPr>
-        <w:t>不需要输出，只需要向上层返回即可，但如果有异常发生，则需要输出错误信息。但目前无法分别控制这两种输出。</w:t>
-      </w:r>
-    </w:p>
-    <w:p>
-      <w:pPr>
-        <w:pStyle w:val="ListParagraph"/>
-        <w:numPr>
-          <w:ilvl w:val="0"/>
-          <w:numId w:val="20"/>
-        </w:numPr>
-        <w:ind w:firstLineChars="0"/>
-        <w:rPr>
-          <w:b/>
-        </w:rPr>
-      </w:pPr>
-      <w:r>
-        <w:rPr>
-          <w:rFonts w:hint="eastAsia"/>
-          <w:b/>
-        </w:rPr>
-        <w:t>方案：</w:t>
-      </w:r>
-    </w:p>
-    <w:p>
-      <w:pPr>
-        <w:pStyle w:val="ListParagraph"/>
-        <w:ind w:left="1260" w:firstLineChars="0" w:firstLine="0"/>
-      </w:pPr>
-      <w:r>
-        <w:rPr>
-          <w:rFonts w:hint="eastAsia"/>
-        </w:rPr>
-        <w:t>增加</w:t>
-      </w:r>
-      <w:r>
-        <w:rPr>
-          <w:rFonts w:hint="eastAsia"/>
-        </w:rPr>
-        <w:t>sptSPScope eval</w:t>
-      </w:r>
-      <w:r>
-        <w:rPr>
-          <w:rFonts w:hint="eastAsia"/>
-        </w:rPr>
-        <w:t>控制输出的</w:t>
-      </w:r>
-      <w:r>
-        <w:rPr>
-          <w:rFonts w:hint="eastAsia"/>
-        </w:rPr>
-        <w:t>flag</w:t>
-      </w:r>
-      <w:r>
-        <w:rPr>
-          <w:rFonts w:hint="eastAsia"/>
-        </w:rPr>
-        <w:t>.</w:t>
-      </w:r>
-    </w:p>
-    <w:tbl>
-      <w:tblPr>
-        <w:tblStyle w:val="TableGrid"/>
-        <w:tblW w:w="0" w:type="auto"/>
-        <w:tblInd w:w="1260" w:type="dxa"/>
-        <w:tblLook w:val="04A0"/>
-      </w:tblPr>
-      <w:tblGrid>
-        <w:gridCol w:w="2934"/>
-        <w:gridCol w:w="829"/>
-        <w:gridCol w:w="2992"/>
-      </w:tblGrid>
-      <w:tr>
-        <w:tc>
-          <w:tcPr>
-            <w:tcW w:w="2895" w:type="dxa"/>
-          </w:tcPr>
-          <w:p>
-            <w:pPr>
-              <w:pStyle w:val="ListParagraph"/>
-              <w:ind w:left="0" w:firstLineChars="0" w:firstLine="0"/>
-              <w:rPr>
-                <w:b/>
-                <w:color w:val="000000" w:themeColor="text1"/>
-              </w:rPr>
-            </w:pPr>
-            <w:r>
-              <w:rPr>
-                <w:rFonts w:hint="eastAsia"/>
-                <w:b/>
-                <w:color w:val="000000" w:themeColor="text1"/>
-              </w:rPr>
-              <w:t>flag</w:t>
-            </w:r>
-          </w:p>
-        </w:tc>
-        <w:tc>
-          <w:tcPr>
-            <w:tcW w:w="829" w:type="dxa"/>
-          </w:tcPr>
-          <w:p>
-            <w:pPr>
-              <w:pStyle w:val="ListParagraph"/>
-              <w:ind w:left="0" w:firstLineChars="0" w:firstLine="0"/>
-              <w:rPr>
-                <w:b/>
-                <w:color w:val="000000" w:themeColor="text1"/>
-              </w:rPr>
-            </w:pPr>
-            <w:r>
-              <w:rPr>
-                <w:rFonts w:hint="eastAsia"/>
-                <w:b/>
-                <w:color w:val="000000" w:themeColor="text1"/>
-              </w:rPr>
-              <w:t>含义</w:t>
-            </w:r>
-          </w:p>
-        </w:tc>
-        <w:tc>
-          <w:tcPr>
-            <w:tcW w:w="1329" w:type="dxa"/>
-          </w:tcPr>
-          <w:p>
-            <w:pPr>
-              <w:pStyle w:val="ListParagraph"/>
-              <w:ind w:left="0" w:firstLineChars="0" w:firstLine="0"/>
-              <w:rPr>
-                <w:b/>
-                <w:color w:val="000000" w:themeColor="text1"/>
-              </w:rPr>
-            </w:pPr>
-            <w:r>
-              <w:rPr>
-                <w:rFonts w:hint="eastAsia"/>
-                <w:b/>
-                <w:color w:val="000000" w:themeColor="text1"/>
-              </w:rPr>
-              <w:t>值</w:t>
-            </w:r>
-          </w:p>
-        </w:tc>
-      </w:tr>
-      <w:tr>
-        <w:tc>
-          <w:tcPr>
-            <w:tcW w:w="2895" w:type="dxa"/>
-          </w:tcPr>
-          <w:p>
-            <w:pPr>
-              <w:pStyle w:val="ListParagraph"/>
-              <w:ind w:left="0" w:firstLineChars="0" w:firstLine="0"/>
-            </w:pPr>
-            <w:r>
-              <w:t>SPT_EVAL_FLAG_NONE</w:t>
-            </w:r>
-          </w:p>
-        </w:tc>
-        <w:tc>
-          <w:tcPr>
-            <w:tcW w:w="829" w:type="dxa"/>
-          </w:tcPr>
-          <w:p>
-            <w:pPr>
-              <w:pStyle w:val="ListParagraph"/>
-              <w:ind w:left="0" w:firstLineChars="0" w:firstLine="0"/>
-            </w:pPr>
-            <w:r>
-              <w:rPr>
-                <w:rFonts w:hint="eastAsia"/>
-              </w:rPr>
-              <w:t>不输出</w:t>
-            </w:r>
-          </w:p>
-        </w:tc>
-        <w:tc>
-          <w:tcPr>
-            <w:tcW w:w="1329" w:type="dxa"/>
-          </w:tcPr>
-          <w:p>
-            <w:pPr>
-              <w:pStyle w:val="ListParagraph"/>
-              <w:ind w:left="0" w:firstLineChars="0" w:firstLine="0"/>
-            </w:pPr>
-            <w:r>
-              <w:t>0</w:t>
-            </w:r>
-          </w:p>
-        </w:tc>
-      </w:tr>
-      <w:tr>
-        <w:tc>
-          <w:tcPr>
-            <w:tcW w:w="2895" w:type="dxa"/>
-          </w:tcPr>
-          <w:p>
-            <w:pPr>
-              <w:pStyle w:val="ListParagraph"/>
-              <w:ind w:left="0" w:firstLineChars="0" w:firstLine="0"/>
-            </w:pPr>
-            <w:r>
-              <w:t>SPT_EVAL_FLAG_PRINT_ERROR</w:t>
-            </w:r>
-          </w:p>
-        </w:tc>
-        <w:tc>
-          <w:tcPr>
-            <w:tcW w:w="829" w:type="dxa"/>
-          </w:tcPr>
-          <w:p>
-            <w:pPr>
-              <w:pStyle w:val="ListParagraph"/>
-              <w:ind w:left="0" w:firstLineChars="0" w:firstLine="0"/>
-            </w:pPr>
-            <w:r>
-              <w:rPr>
-                <w:rFonts w:hint="eastAsia"/>
-              </w:rPr>
-              <w:t>输出错误信息</w:t>
-            </w:r>
-          </w:p>
-        </w:tc>
-        <w:tc>
-          <w:tcPr>
-            <w:tcW w:w="1329" w:type="dxa"/>
-          </w:tcPr>
-          <w:p>
-            <w:pPr>
-              <w:pStyle w:val="ListParagraph"/>
-              <w:ind w:left="0" w:firstLineChars="0" w:firstLine="0"/>
-            </w:pPr>
-            <w:r>
-              <w:t>0x00000001</w:t>
-            </w:r>
-          </w:p>
-        </w:tc>
-      </w:tr>
-      <w:tr>
-        <w:tc>
-          <w:tcPr>
-            <w:tcW w:w="2895" w:type="dxa"/>
-          </w:tcPr>
-          <w:p>
-            <w:pPr>
-              <w:pStyle w:val="ListParagraph"/>
-              <w:ind w:left="0" w:firstLineChars="0" w:firstLine="0"/>
-            </w:pPr>
-            <w:r>
-              <w:t>SPT_EVAL_FLAG_PRINT_RESULT</w:t>
-            </w:r>
-          </w:p>
-        </w:tc>
-        <w:tc>
-          <w:tcPr>
-            <w:tcW w:w="829" w:type="dxa"/>
-          </w:tcPr>
-          <w:p>
-            <w:pPr>
-              <w:pStyle w:val="ListParagraph"/>
-              <w:ind w:left="0" w:firstLineChars="0" w:firstLine="0"/>
-            </w:pPr>
-            <w:r>
-              <w:rPr>
-                <w:rFonts w:hint="eastAsia"/>
-              </w:rPr>
-              <w:t>输出返回值</w:t>
-            </w:r>
-          </w:p>
-        </w:tc>
-        <w:tc>
-          <w:tcPr>
-            <w:tcW w:w="1329" w:type="dxa"/>
-          </w:tcPr>
-          <w:p>
-            <w:pPr>
-              <w:pStyle w:val="ListParagraph"/>
-              <w:ind w:left="0" w:firstLineChars="0" w:firstLine="0"/>
-            </w:pPr>
-            <w:r>
-              <w:t>0x0000000</w:t>
-            </w:r>
-            <w:r>
-              <w:rPr>
-                <w:rFonts w:hint="eastAsia"/>
-              </w:rPr>
-              <w:t>2</w:t>
-            </w:r>
-          </w:p>
-        </w:tc>
-      </w:tr>
-      <w:tr>
-        <w:tc>
-          <w:tcPr>
-            <w:tcW w:w="2895" w:type="dxa"/>
-          </w:tcPr>
-          <w:p>
-            <w:pPr>
-              <w:pStyle w:val="ListParagraph"/>
-              <w:ind w:left="0" w:firstLineChars="0" w:firstLine="0"/>
-            </w:pPr>
-            <w:r>
-              <w:t>SPT_EVAL_FLAG_PRINT</w:t>
-            </w:r>
-          </w:p>
-        </w:tc>
-        <w:tc>
-          <w:tcPr>
-            <w:tcW w:w="829" w:type="dxa"/>
-          </w:tcPr>
-          <w:p>
-            <w:pPr>
-              <w:pStyle w:val="ListParagraph"/>
-              <w:ind w:left="0" w:firstLineChars="0" w:firstLine="0"/>
-            </w:pPr>
-            <w:r>
-              <w:rPr>
-                <w:rFonts w:hint="eastAsia"/>
-              </w:rPr>
-              <w:t>输出错误信息和返回结果</w:t>
-            </w:r>
-          </w:p>
-        </w:tc>
-        <w:tc>
-          <w:tcPr>
-            <w:tcW w:w="1329" w:type="dxa"/>
-          </w:tcPr>
-          <w:p>
-            <w:pPr>
-              <w:pStyle w:val="ListParagraph"/>
-              <w:ind w:left="0" w:firstLineChars="0" w:firstLine="0"/>
-            </w:pPr>
-            <w:r>
-              <w:t>SPT_EVAL_FLAG_PRINT_ERROR</w:t>
-            </w:r>
-            <w:r>
-              <w:rPr>
-                <w:rFonts w:hint="eastAsia"/>
-              </w:rPr>
-              <w:t>|</w:t>
-            </w:r>
-            <w:r>
-              <w:t xml:space="preserve"> SPT_EVAL_FLAG_PRINT_RESULT</w:t>
-            </w:r>
-          </w:p>
-        </w:tc>
-      </w:tr>
-    </w:tbl>
-    <w:p>
-      <w:pPr>
-        <w:pStyle w:val="ListParagraph"/>
-        <w:ind w:left="1260" w:firstLineChars="0" w:firstLine="0"/>
-      </w:pPr>
-    </w:p>
-    <w:p>
-      <w:pPr>
-        <w:pStyle w:val="ListParagraph"/>
-        <w:ind w:left="1260" w:firstLineChars="0" w:firstLine="0"/>
-      </w:pPr>
-    </w:p>
-    <w:p>
-      <w:pPr>
-        <w:pStyle w:val="ListParagraph"/>
-        <w:numPr>
-          <w:ilvl w:val="0"/>
           <w:numId w:val="21"/>
         </w:numPr>
         <w:ind w:firstLineChars="0"/>
@@ -3074,7 +2378,6 @@
         <w:rPr>
           <w:rFonts w:hint="eastAsia"/>
         </w:rPr>
-        <w:lastRenderedPageBreak/>
         <w:t>scope</w:t>
       </w:r>
       <w:r>
@@ -3537,7 +2840,7 @@
           <v:shape id="_x0000_i1025" type="#_x0000_t75" style="width:205.45pt;height:351.3pt" o:ole="">
             <v:imagedata r:id="rId8" o:title=""/>
           </v:shape>
-          <o:OLEObject Type="Embed" ProgID="Visio.Drawing.11" ShapeID="_x0000_i1025" DrawAspect="Content" ObjectID="_1562393298" r:id="rId9"/>
+          <o:OLEObject Type="Embed" ProgID="Visio.Drawing.11" ShapeID="_x0000_i1025" DrawAspect="Content" ObjectID="_1562678669" r:id="rId9"/>
         </w:object>
       </w:r>
     </w:p>
@@ -3570,7 +2873,6 @@
         <w:rPr>
           <w:rFonts w:hint="eastAsia"/>
         </w:rPr>
-        <w:lastRenderedPageBreak/>
         <w:t>importOnce</w:t>
       </w:r>
       <w:r>
@@ -3591,7 +2893,7 @@
           <v:shape id="_x0000_i1026" type="#_x0000_t75" style="width:234pt;height:361.25pt" o:ole="">
             <v:imagedata r:id="rId10" o:title=""/>
           </v:shape>
-          <o:OLEObject Type="Embed" ProgID="Visio.Drawing.11" ShapeID="_x0000_i1026" DrawAspect="Content" ObjectID="_1562393299" r:id="rId11"/>
+          <o:OLEObject Type="Embed" ProgID="Visio.Drawing.11" ShapeID="_x0000_i1026" DrawAspect="Content" ObjectID="_1562678670" r:id="rId11"/>
         </w:object>
       </w:r>
     </w:p>
@@ -8985,7 +8287,7 @@
 </file>
 
 <file path=customXml/itemProps1.xml><?xml version="1.0" encoding="utf-8"?>
-<ds:datastoreItem xmlns:ds="http://schemas.openxmlformats.org/officeDocument/2006/customXml" ds:itemID="{3EB11613-6629-433A-9CFF-EAE9C3107BD9}">
+<ds:datastoreItem xmlns:ds="http://schemas.openxmlformats.org/officeDocument/2006/customXml" ds:itemID="{86B8775D-84DB-4D51-9FC5-2E55F9850A46}">
   <ds:schemaRefs>
     <ds:schemaRef ds:uri="http://schemas.openxmlformats.org/officeDocument/2006/bibliography"/>
   </ds:schemaRefs>

--- a/internal_doc/03.开发设计/JS对象增强和远程化-Sdb shell 支持文件执行功能.docx
+++ b/internal_doc/03.开发设计/JS对象增强和远程化-Sdb shell 支持文件执行功能.docx
@@ -2840,7 +2840,7 @@
           <v:shape id="_x0000_i1025" type="#_x0000_t75" style="width:205.45pt;height:351.3pt" o:ole="">
             <v:imagedata r:id="rId8" o:title=""/>
           </v:shape>
-          <o:OLEObject Type="Embed" ProgID="Visio.Drawing.11" ShapeID="_x0000_i1025" DrawAspect="Content" ObjectID="_1562678669" r:id="rId9"/>
+          <o:OLEObject Type="Embed" ProgID="Visio.Drawing.11" ShapeID="_x0000_i1025" DrawAspect="Content" ObjectID="_1564215915" r:id="rId9"/>
         </w:object>
       </w:r>
     </w:p>
@@ -2893,7 +2893,7 @@
           <v:shape id="_x0000_i1026" type="#_x0000_t75" style="width:234pt;height:361.25pt" o:ole="">
             <v:imagedata r:id="rId10" o:title=""/>
           </v:shape>
-          <o:OLEObject Type="Embed" ProgID="Visio.Drawing.11" ShapeID="_x0000_i1026" DrawAspect="Content" ObjectID="_1562678670" r:id="rId11"/>
+          <o:OLEObject Type="Embed" ProgID="Visio.Drawing.11" ShapeID="_x0000_i1026" DrawAspect="Content" ObjectID="_1564215916" r:id="rId11"/>
         </w:object>
       </w:r>
     </w:p>
@@ -3651,6 +3651,13 @@
             <w:pPr>
               <w:ind w:left="0"/>
             </w:pPr>
+            <w:r>
+              <w:rPr>
+                <w:rFonts w:hint="eastAsia"/>
+              </w:rPr>
+              <w:lastRenderedPageBreak/>
+              <w:t>1</w:t>
+            </w:r>
           </w:p>
         </w:tc>
         <w:tc>
@@ -3661,6 +3668,68 @@
             <w:pPr>
               <w:ind w:left="0"/>
             </w:pPr>
+            <w:r>
+              <w:t>I</w:t>
+            </w:r>
+            <w:r>
+              <w:rPr>
+                <w:rFonts w:hint="eastAsia"/>
+              </w:rPr>
+              <w:t>mport</w:t>
+            </w:r>
+            <w:r>
+              <w:rPr>
+                <w:rFonts w:hint="eastAsia"/>
+              </w:rPr>
+              <w:t>文件与</w:t>
+            </w:r>
+            <w:r>
+              <w:rPr>
+                <w:rFonts w:hint="eastAsia"/>
+              </w:rPr>
+              <w:t>与</w:t>
+            </w:r>
+            <w:r>
+              <w:rPr>
+                <w:rFonts w:hint="eastAsia"/>
+              </w:rPr>
+              <w:t>正文内容</w:t>
+            </w:r>
+            <w:r>
+              <w:rPr>
+                <w:rFonts w:hint="eastAsia"/>
+              </w:rPr>
+              <w:t>先后定义函数</w:t>
+            </w:r>
+            <w:r>
+              <w:rPr>
+                <w:rFonts w:hint="eastAsia"/>
+              </w:rPr>
+              <w:t>,</w:t>
+            </w:r>
+          </w:p>
+          <w:p>
+            <w:pPr>
+              <w:ind w:left="0"/>
+            </w:pPr>
+            <w:r>
+              <w:rPr>
+                <w:rFonts w:hint="eastAsia"/>
+              </w:rPr>
+              <w:t>实际生效的函数定义与</w:t>
+            </w:r>
+            <w:r>
+              <w:rPr>
+                <w:rFonts w:hint="eastAsia"/>
+              </w:rPr>
+              <w:t>语句</w:t>
+            </w:r>
+            <w:r>
+              <w:rPr>
+                <w:rFonts w:hint="eastAsia"/>
+              </w:rPr>
+              <w:t>顺序相反</w:t>
+            </w:r>
           </w:p>
         </w:tc>
         <w:tc>
@@ -3671,6 +3740,78 @@
             <w:pPr>
               <w:ind w:left="0"/>
             </w:pPr>
+            <w:r>
+              <w:rPr>
+                <w:rFonts w:hint="eastAsia"/>
+              </w:rPr>
+              <w:t>在一个正文中，先</w:t>
+            </w:r>
+            <w:r>
+              <w:rPr>
+                <w:rFonts w:hint="eastAsia"/>
+              </w:rPr>
+              <w:t>import</w:t>
+            </w:r>
+            <w:r>
+              <w:rPr>
+                <w:rFonts w:hint="eastAsia"/>
+              </w:rPr>
+              <w:t>文件内容函数</w:t>
+            </w:r>
+            <w:r>
+              <w:rPr>
+                <w:rFonts w:hint="eastAsia"/>
+              </w:rPr>
+              <w:t>function a()</w:t>
+            </w:r>
+            <w:r>
+              <w:rPr>
+                <w:rFonts w:hint="eastAsia"/>
+              </w:rPr>
+              <w:t>定义，在之后的正文中再定义</w:t>
+            </w:r>
+            <w:r>
+              <w:rPr>
+                <w:rFonts w:hint="eastAsia"/>
+              </w:rPr>
+              <w:t xml:space="preserve">function a(); </w:t>
+            </w:r>
+            <w:r>
+              <w:rPr>
+                <w:rFonts w:hint="eastAsia"/>
+              </w:rPr>
+              <w:t>之后调用</w:t>
+            </w:r>
+            <w:r>
+              <w:rPr>
+                <w:rFonts w:hint="eastAsia"/>
+              </w:rPr>
+              <w:t>a()</w:t>
+            </w:r>
+            <w:r>
+              <w:rPr>
+                <w:rFonts w:hint="eastAsia"/>
+              </w:rPr>
+              <w:t>实际调用的是</w:t>
+            </w:r>
+            <w:r>
+              <w:rPr>
+                <w:rFonts w:hint="eastAsia"/>
+              </w:rPr>
+              <w:t>import</w:t>
+            </w:r>
+            <w:r>
+              <w:rPr>
+                <w:rFonts w:hint="eastAsia"/>
+              </w:rPr>
+              <w:t>文件中定义的</w:t>
+            </w:r>
+            <w:r>
+              <w:rPr>
+                <w:rFonts w:hint="eastAsia"/>
+              </w:rPr>
+              <w:t>function a().</w:t>
+            </w:r>
           </w:p>
         </w:tc>
       </w:tr>
@@ -4955,6 +5096,7 @@
               <w:rPr>
                 <w:rFonts w:hint="eastAsia"/>
               </w:rPr>
+              <w:lastRenderedPageBreak/>
               <w:t>（</w:t>
             </w:r>
             <w:r>
@@ -4984,6 +5126,7 @@
               <w:rPr>
                 <w:rFonts w:hint="eastAsia"/>
               </w:rPr>
+              <w:lastRenderedPageBreak/>
               <w:t>备注</w:t>
             </w:r>
           </w:p>
@@ -5002,6 +5145,7 @@
               <w:rPr>
                 <w:rFonts w:hint="eastAsia"/>
               </w:rPr>
+              <w:lastRenderedPageBreak/>
               <w:t>代码是否全部提交</w:t>
             </w:r>
             <w:r>
@@ -5090,7 +5234,6 @@
               <w:rPr>
                 <w:rFonts w:hint="eastAsia"/>
               </w:rPr>
-              <w:lastRenderedPageBreak/>
               <w:t>Story</w:t>
             </w:r>
             <w:r>

--- a/internal_doc/03.开发设计/JS对象增强和远程化-Sdb shell 支持文件执行功能.docx
+++ b/internal_doc/03.开发设计/JS对象增强和远程化-Sdb shell 支持文件执行功能.docx
@@ -2837,10 +2837,10 @@
             <v:path o:extrusionok="f" gradientshapeok="t" o:connecttype="rect"/>
             <o:lock v:ext="edit" aspectratio="t"/>
           </v:shapetype>
-          <v:shape id="_x0000_i1025" type="#_x0000_t75" style="width:205.45pt;height:351.3pt" o:ole="">
+          <v:shape id="_x0000_i1025" type="#_x0000_t75" style="width:205.25pt;height:351.25pt" o:ole="">
             <v:imagedata r:id="rId8" o:title=""/>
           </v:shape>
-          <o:OLEObject Type="Embed" ProgID="Visio.Drawing.11" ShapeID="_x0000_i1025" DrawAspect="Content" ObjectID="_1564215915" r:id="rId9"/>
+          <o:OLEObject Type="Embed" ProgID="Visio.Drawing.11" ShapeID="_x0000_i1025" DrawAspect="Content" ObjectID="_1565094756" r:id="rId9"/>
         </w:object>
       </w:r>
     </w:p>
@@ -2889,11 +2889,11 @@
         <w:jc w:val="center"/>
       </w:pPr>
       <w:r>
-        <w:object w:dxaOrig="4682" w:dyaOrig="7224">
-          <v:shape id="_x0000_i1026" type="#_x0000_t75" style="width:234pt;height:361.25pt" o:ole="">
+        <w:object w:dxaOrig="4682" w:dyaOrig="7223">
+          <v:shape id="_x0000_i1026" type="#_x0000_t75" style="width:234.15pt;height:361.35pt" o:ole="">
             <v:imagedata r:id="rId10" o:title=""/>
           </v:shape>
-          <o:OLEObject Type="Embed" ProgID="Visio.Drawing.11" ShapeID="_x0000_i1026" DrawAspect="Content" ObjectID="_1564215916" r:id="rId11"/>
+          <o:OLEObject Type="Embed" ProgID="Visio.Drawing.11" ShapeID="_x0000_i1026" DrawAspect="Content" ObjectID="_1565094757" r:id="rId11"/>
         </w:object>
       </w:r>
     </w:p>
